--- a/projects/valuepickr-open-screen/docs/Orchid Pharma Ltd.docx
+++ b/projects/valuepickr-open-screen/docs/Orchid Pharma Ltd.docx
@@ -32,7 +32,7 @@
           <w:sz w:val="22"/>
           <w:szCs w:val="22"/>
         </w:rPr>
-        <w:t xml:space="preserve">Cephalosporin API leader with a genuinely novel, fully-owned patented antibiotic asset — but current screener fundamentals look weak and need reconciling</w:t>
+        <w:t xml:space="preserve">Cephalosporin API leader with a genuinely novel, fully-owned patented antibiotic (EXBLIFEP) — but FY26 was a disaster year (OPM to 2.7%, PAT Rs 10 Cr) and the recovery is only one quarter old</w:t>
       </w:r>
     </w:p>
     <w:p>
@@ -49,7 +49,7 @@
         <w:spacing w:after="120"/>
       </w:pPr>
       <w:r>
-        <w:t xml:space="preserve">Orchid Pharma is a Chennai-based cephalosporin API manufacturer, one of only three USFDA-approved sterile-cephalosporin API facilities globally. It is backward-integrating via a 1,000 TPA 7-ACA plant in Jammu (reducing China dependence) and has developed EXBLIFEP (cefepime + enmetazobactam) — a USFDA- and EMA-approved novel antibiotic, the first Indian-invented NCE to gain US approval — plus a cefiderocol facility with India marketing rights and 135-country GARDP access.</w:t>
+        <w:t xml:space="preserve">Orchid Pharma is a Chennai-based cephalosporin API manufacturer, one of only three USFDA-approved sterile-cephalosporin API facilities globally. It is backward-integrating via a 1,000 TPA 7-ACA plant in Jammu (reducing China dependence) and has developed EXBLIFEP (cefepime + enmetazobactam) — a USFDA- and EMA-approved novel antibiotic, the first Indian-invented NCE to gain US approval — plus a cefiderocol facility with India marketing rights and 135-country GARDP access. FY26: the promoter's Dhanuka Laboratories was amalgamated into Orchid (Arjun Dhanuka appointed Whole-Time Director Sep-2026).</w:t>
       </w:r>
     </w:p>
     <w:p>
@@ -99,142 +99,142 @@
           </w:tcPr>
           <w:p>
             <w:r>
-              <w:t xml:space="preserve">Rs 9,966 Cr</w:t>
-            </w:r>
-          </w:p>
-        </w:tc>
-      </w:tr>
-      <w:tr>
-        <w:tc>
-          <w:tcPr>
-            <w:tcW w:type="dxa" w:w="3200"/>
-            <w:shd w:fill="F2F2F2" w:val="clear"/>
-          </w:tcPr>
-          <w:p>
-            <w:r>
-              <w:rPr>
-                <w:b/>
-                <w:bCs/>
-              </w:rPr>
-              <w:t xml:space="preserve">ROE</w:t>
-            </w:r>
-          </w:p>
-        </w:tc>
-        <w:tc>
-          <w:tcPr>
-            <w:tcW w:type="dxa" w:w="5800"/>
-          </w:tcPr>
-          <w:p>
-            <w:r>
-              <w:t xml:space="preserve">-7.01% (screener); another source shows ROE (TTM) 1.59%</w:t>
-            </w:r>
-          </w:p>
-        </w:tc>
-      </w:tr>
-      <w:tr>
-        <w:tc>
-          <w:tcPr>
-            <w:tcW w:type="dxa" w:w="3200"/>
-            <w:shd w:fill="F2F2F2" w:val="clear"/>
-          </w:tcPr>
-          <w:p>
-            <w:r>
-              <w:rPr>
-                <w:b/>
-                <w:bCs/>
-              </w:rPr>
-              <w:t xml:space="preserve">ROCE</w:t>
-            </w:r>
-          </w:p>
-        </w:tc>
-        <w:tc>
-          <w:tcPr>
-            <w:tcW w:type="dxa" w:w="5800"/>
-          </w:tcPr>
-          <w:p>
-            <w:r>
-              <w:t xml:space="preserve">-6.21%</w:t>
-            </w:r>
-          </w:p>
-        </w:tc>
-      </w:tr>
-      <w:tr>
-        <w:tc>
-          <w:tcPr>
-            <w:tcW w:type="dxa" w:w="3200"/>
-            <w:shd w:fill="F2F2F2" w:val="clear"/>
-          </w:tcPr>
-          <w:p>
-            <w:r>
-              <w:rPr>
-                <w:b/>
-                <w:bCs/>
-              </w:rPr>
-              <w:t xml:space="preserve">Revenue growth</w:t>
-            </w:r>
-          </w:p>
-        </w:tc>
-        <w:tc>
-          <w:tcPr>
-            <w:tcW w:type="dxa" w:w="5800"/>
-          </w:tcPr>
-          <w:p>
-            <w:r>
-              <w:t xml:space="preserve">-14.54% (screener)</w:t>
-            </w:r>
-          </w:p>
-        </w:tc>
-      </w:tr>
-      <w:tr>
-        <w:tc>
-          <w:tcPr>
-            <w:tcW w:type="dxa" w:w="3200"/>
-            <w:shd w:fill="F2F2F2" w:val="clear"/>
-          </w:tcPr>
-          <w:p>
-            <w:r>
-              <w:rPr>
-                <w:b/>
-                <w:bCs/>
-              </w:rPr>
-              <w:t xml:space="preserve">Debt/Equity</w:t>
-            </w:r>
-          </w:p>
-        </w:tc>
-        <w:tc>
-          <w:tcPr>
-            <w:tcW w:type="dxa" w:w="5800"/>
-          </w:tcPr>
-          <w:p>
-            <w:r>
-              <w:t xml:space="preserve">28.16%</w:t>
-            </w:r>
-          </w:p>
-        </w:tc>
-      </w:tr>
-      <w:tr>
-        <w:tc>
-          <w:tcPr>
-            <w:tcW w:type="dxa" w:w="3200"/>
-            <w:shd w:fill="F2F2F2" w:val="clear"/>
-          </w:tcPr>
-          <w:p>
-            <w:r>
-              <w:rPr>
-                <w:b/>
-                <w:bCs/>
-              </w:rPr>
-              <w:t xml:space="preserve">52-week range</w:t>
-            </w:r>
-          </w:p>
-        </w:tc>
-        <w:tc>
-          <w:tcPr>
-            <w:tcW w:type="dxa" w:w="5800"/>
-          </w:tcPr>
-          <w:p>
-            <w:r>
-              <w:t xml:space="preserve">Rs 603.80 - 1,997.40</w:t>
+              <w:t xml:space="preserve">~Rs 5,750 Cr (stock ~Rs 960; 52-wk range Rs 604-1,997 — de-rated ~50% from the high)</w:t>
+            </w:r>
+          </w:p>
+        </w:tc>
+      </w:tr>
+      <w:tr>
+        <w:tc>
+          <w:tcPr>
+            <w:tcW w:type="dxa" w:w="3200"/>
+            <w:shd w:fill="F2F2F2" w:val="clear"/>
+          </w:tcPr>
+          <w:p>
+            <w:r>
+              <w:rPr>
+                <w:b/>
+                <w:bCs/>
+              </w:rPr>
+              <w:t xml:space="preserve">FY26 (restated combined, incl Dhanuka)</w:t>
+            </w:r>
+          </w:p>
+        </w:tc>
+        <w:tc>
+          <w:tcPr>
+            <w:tcW w:type="dxa" w:w="5800"/>
+          </w:tcPr>
+          <w:p>
+            <w:r>
+              <w:t xml:space="preserve">Revenue Rs 1,233 Cr (vs Rs 1,398 Cr FY25 combined); OPM 2.7%; PAT ~Rs 10 Cr (vs ~Rs 100 Cr FY25) — 'most difficult cephalosporin year in 15-20 years', 15-20% volume/price declines</w:t>
+            </w:r>
+          </w:p>
+        </w:tc>
+      </w:tr>
+      <w:tr>
+        <w:tc>
+          <w:tcPr>
+            <w:tcW w:type="dxa" w:w="3200"/>
+            <w:shd w:fill="F2F2F2" w:val="clear"/>
+          </w:tcPr>
+          <w:p>
+            <w:r>
+              <w:rPr>
+                <w:b/>
+                <w:bCs/>
+              </w:rPr>
+              <w:t xml:space="preserve">Q1FY27 (standalone)</w:t>
+            </w:r>
+          </w:p>
+        </w:tc>
+        <w:tc>
+          <w:tcPr>
+            <w:tcW w:type="dxa" w:w="5800"/>
+          </w:tcPr>
+          <w:p>
+            <w:r>
+              <w:t xml:space="preserve">Revenue ~Rs 304 Cr (+16% YoY); EBITDA ~Rs 25 Cr (~2x YoY); PAT ~Rs 11.9 Cr (vs a loss) — early recovery after 3 loss-making quarters</w:t>
+            </w:r>
+          </w:p>
+        </w:tc>
+      </w:tr>
+      <w:tr>
+        <w:tc>
+          <w:tcPr>
+            <w:tcW w:type="dxa" w:w="3200"/>
+            <w:shd w:fill="F2F2F2" w:val="clear"/>
+          </w:tcPr>
+          <w:p>
+            <w:r>
+              <w:rPr>
+                <w:b/>
+                <w:bCs/>
+              </w:rPr>
+              <w:t xml:space="preserve">ROCE / ROE</w:t>
+            </w:r>
+          </w:p>
+        </w:tc>
+        <w:tc>
+          <w:tcPr>
+            <w:tcW w:type="dxa" w:w="5800"/>
+          </w:tcPr>
+          <w:p>
+            <w:r>
+              <w:t xml:space="preserve">FY26 ROCE ~2%, ROE ~nil; ROCE has stayed single-digit every year since the 2020 restructuring</w:t>
+            </w:r>
+          </w:p>
+        </w:tc>
+      </w:tr>
+      <w:tr>
+        <w:tc>
+          <w:tcPr>
+            <w:tcW w:type="dxa" w:w="3200"/>
+            <w:shd w:fill="F2F2F2" w:val="clear"/>
+          </w:tcPr>
+          <w:p>
+            <w:r>
+              <w:rPr>
+                <w:b/>
+                <w:bCs/>
+              </w:rPr>
+              <w:t xml:space="preserve">Debt</w:t>
+            </w:r>
+          </w:p>
+        </w:tc>
+        <w:tc>
+          <w:tcPr>
+            <w:tcW w:type="dxa" w:w="5800"/>
+          </w:tcPr>
+          <w:p>
+            <w:r>
+              <w:t xml:space="preserve">Borrowings Rs 175 Cr (FY25) -&gt; Rs 363 Cr (FY26); net debt/EBITDA ~10x on trough EBITDA (~2x normalised)</w:t>
+            </w:r>
+          </w:p>
+        </w:tc>
+      </w:tr>
+      <w:tr>
+        <w:tc>
+          <w:tcPr>
+            <w:tcW w:type="dxa" w:w="3200"/>
+            <w:shd w:fill="F2F2F2" w:val="clear"/>
+          </w:tcPr>
+          <w:p>
+            <w:r>
+              <w:rPr>
+                <w:b/>
+                <w:bCs/>
+              </w:rPr>
+              <w:t xml:space="preserve">Valuation</w:t>
+            </w:r>
+          </w:p>
+        </w:tc>
+        <w:tc>
+          <w:tcPr>
+            <w:tcW w:type="dxa" w:w="5800"/>
+          </w:tcPr>
+          <w:p>
+            <w:r>
+              <w:t xml:space="preserve">P/E ~319x (optical, on trough earnings — meaningless); ~4.5x trailing sales</w:t>
             </w:r>
           </w:p>
         </w:tc>
@@ -250,7 +250,7 @@
         <w:spacing w:after="120"/>
       </w:pPr>
       <w:r>
-        <w:t xml:space="preserve">There is a real discrepancy between the current screener snapshot (negative ROE/ROCE, -14.5% revenue growth) and the FY24 trajectory shown in the ValuePickr thread (FY24 revenue Rs 819 Cr vs Rs 666 Cr, PAT Rs 94 Cr vs Rs 55 Cr — real growth). This needs a fresh, current-quarter check before high conviction — flagging as unconfirmed rather than assuming either figure is definitive.</w:t>
+        <w:t xml:space="preserve">The seed's 'discrepancy to reconcile' is now resolved, and against the bullish read: the negative screener snapshot was real, not stale. FY26 was a genuine disaster — cephalosporin volumes and prices fell 15-20%, OPM collapsed from ~13% to 2.7%, and PAT fell from ~Rs 100 Cr to ~Rs 10 Cr, with three consecutive loss-making quarters (Jun-Dec 2025). The FY24 growth the thread cited (Rs 819 Cr rev, Rs 92 Cr PAT) was real but has since reversed. Q1FY27 shows an early turn — revenue +16%, EBITDA roughly doubled, PAT back to positive — helped by the Dhanuka amalgamation taking effect. EXBLIFEP is the genuine structural asset: Europe vial volumes are ramping (growth ~300% -&gt; 170% -&gt; 50% across recent quarters off a small base), a 10-year Russia out-licensing deal with Pharmasyntez (up to $178m) was signed, and Orchid owns 100% of the global IP post-Allecra. But this is a trough-plus-option story, not a compounder: ROCE has never cleared single digits post-restructuring, debt rose to Rs 363 Cr, and the recovery is one quarter old.</w:t>
       </w:r>
     </w:p>
     <w:p>
@@ -259,62 +259,7 @@
         <w:spacing w:after="120" w:before="280"/>
       </w:pPr>
       <w:r>
-        <w:t xml:space="preserve">Technical Read (Weekly / Monthly MACD + Bollinger Bands, or RSI/CCI/Williams %R proxy)</w:t>
-      </w:r>
-    </w:p>
-    <w:p>
-      <w:pPr>
-        <w:spacing w:after="120"/>
-      </w:pPr>
-      <w:r>
-        <w:t xml:space="preserve">Not independently pulled this pass.</w:t>
-      </w:r>
-    </w:p>
-    <w:p>
-      <w:pPr>
-        <w:pStyle w:val="Heading1"/>
-        <w:spacing w:after="120" w:before="280"/>
-      </w:pPr>
-      <w:r>
-        <w:t xml:space="preserve">ValuePickr Community Signal</w:t>
-      </w:r>
-    </w:p>
-    <w:p>
-      <w:pPr>
-        <w:spacing w:after="120"/>
-      </w:pPr>
-      <w:r>
-        <w:t xml:space="preserve">Read all 40 available posts (2024-2025, single batch — the thread is short and every post is genuinely catalyst-relevant, so no further escalation was needed). Sentiment has been consistently and specifically bullish, centered on concrete regulatory/IP milestones rather than vague narrative: EMA approval (Jan 2024), USFDA approval of EXBLIFEP (Feb 2024, first Indian NCE via NDA process), DCGI approval (June 2024), a Cipla marketing partnership for India (June 2024), and — the most recent and most important development — Orchid's July 2025 acquisition of Allecra Therapeutics' assets, giving Orchid 100% global ownership of enmetazobactam and resolving prior uncertainty from Allecra's insolvency.</w:t>
-      </w:r>
-    </w:p>
-    <w:p>
-      <w:pPr>
-        <w:spacing w:after="120"/>
-      </w:pPr>
-      <w:r>
-        <w:rPr>
-          <w:b/>
-          <w:bCs/>
-          <w:sz w:val="20"/>
-          <w:szCs w:val="20"/>
-        </w:rPr>
-        <w:t xml:space="preserve">High-conviction call from a top contributor: </w:t>
-      </w:r>
-      <w:r>
-        <w:rPr>
-          <w:sz w:val="20"/>
-          <w:szCs w:val="20"/>
-        </w:rPr>
-        <w:t xml:space="preserve">Gautam_Chopra (trusted) is the most active tracker, posting detailed notes on the turnaround thesis, valuation, and drug pipeline through 2024-2025. ranvir (trusted) posted concall highlights (Q3/Q4 FY24) showing real sequential revenue and margin improvement. An unnamed poster ('anon', not on the trusted roster but well-received, 14 loves) estimated a line-of-sight to Rs 400-500 Cr PAT within 3-4 years across the existing business plus Exblifep royalties/sales and cefiderocol. sougataG (trusted) flagged in Aug 2025 an older 2021 article about a historical 72%-discount share-price announcement, seeking clarification — unresolved in the posts read.</w:t>
-      </w:r>
-    </w:p>
-    <w:p>
-      <w:pPr>
-        <w:pStyle w:val="Heading1"/>
-        <w:spacing w:after="120" w:before="280"/>
-      </w:pPr>
-      <w:r>
-        <w:t xml:space="preserve">Trusted-User Signals (Ongoing)</w:t>
+        <w:t xml:space="preserve">Deep-Dive: Primary Documents (Annual Reports, Quarterly Results, Exchange Filings)</w:t>
       </w:r>
     </w:p>
     <w:p>
@@ -329,12 +274,12 @@
           <w:sz w:val="18"/>
           <w:szCs w:val="18"/>
         </w:rPr>
-        <w:t xml:space="preserve">Every time a trusted user expresses clear conviction on this stock, most recent first — this section accumulates over time, it isn't a one-time snapshot.</w:t>
-      </w:r>
-    </w:p>
-    <w:p>
-      <w:pPr>
-        <w:spacing w:after="100"/>
+        <w:t xml:space="preserve">Pass 1 — 2026-09-08. Built from the company's own filings (3 years of annual reports, ~4 quarters of results/concalls, and 6 months of BSE/NSE announcements), read via the web — a deeper layer than the forum-sentiment read below.</w:t>
+      </w:r>
+    </w:p>
+    <w:p>
+      <w:pPr>
+        <w:spacing w:after="120"/>
       </w:pPr>
       <w:r>
         <w:rPr>
@@ -343,8 +288,451 @@
           <w:sz w:val="20"/>
           <w:szCs w:val="20"/>
         </w:rPr>
-        <w:t xml:space="preserve">2026-08-23 — phreakv6</w:t>
-      </w:r>
+        <w:t xml:space="preserve">Sources reviewed this pass:</w:t>
+      </w:r>
+    </w:p>
+    <w:p>
+      <w:pPr>
+        <w:pStyle w:val="ListParagraph"/>
+        <w:numPr>
+          <w:ilvl w:val="0"/>
+          <w:numId w:val="1"/>
+        </w:numPr>
+        <w:spacing w:after="60"/>
+      </w:pPr>
+      <w:r>
+        <w:t xml:space="preserve">screener.in ORCHPHARMA consolidated (5yr P&amp;L, ROCE, borrowings, quarterly sequence, shareholding)</w:t>
+      </w:r>
+    </w:p>
+    <w:p>
+      <w:pPr>
+        <w:pStyle w:val="ListParagraph"/>
+        <w:numPr>
+          <w:ilvl w:val="0"/>
+          <w:numId w:val="1"/>
+        </w:numPr>
+        <w:spacing w:after="60"/>
+      </w:pPr>
+      <w:r>
+        <w:t xml:space="preserve">Q1FY27 results + earnings-call coverage (sahi.com, investing.com, indianpharmapost, tradingview) - rev +16%, EBITDA ~2x, PAT back to positive; Pharmasyntez Russia out-licensing deal</w:t>
+      </w:r>
+    </w:p>
+    <w:p>
+      <w:pPr>
+        <w:pStyle w:val="ListParagraph"/>
+        <w:numPr>
+          <w:ilvl w:val="0"/>
+          <w:numId w:val="1"/>
+        </w:numPr>
+        <w:spacing w:after="60"/>
+      </w:pPr>
+      <w:r>
+        <w:t xml:space="preserve">FY26 restated combined results commentary - Rs 1,233 Cr revenue, 'most difficult cephalosporin year in 15-20 years'</w:t>
+      </w:r>
+    </w:p>
+    <w:p>
+      <w:pPr>
+        <w:pStyle w:val="ListParagraph"/>
+        <w:numPr>
+          <w:ilvl w:val="0"/>
+          <w:numId w:val="1"/>
+        </w:numPr>
+        <w:spacing w:after="60"/>
+      </w:pPr>
+      <w:r>
+        <w:t xml:space="preserve">existing ValuePickr thread (40 posts, 2024-2025, quiet since Aug-2025) + trusted_signals (phreakv6 IAS-2026 corroboration)</w:t>
+      </w:r>
+    </w:p>
+    <w:p>
+      <w:pPr>
+        <w:spacing w:after="120"/>
+      </w:pPr>
+      <w:r>
+        <w:rPr>
+          <w:b/>
+          <w:bCs/>
+          <w:sz w:val="20"/>
+          <w:szCs w:val="20"/>
+        </w:rPr>
+        <w:t xml:space="preserve">Annual-report findings (3-year view):</w:t>
+      </w:r>
+    </w:p>
+    <w:p>
+      <w:pPr>
+        <w:pStyle w:val="ListParagraph"/>
+        <w:numPr>
+          <w:ilvl w:val="0"/>
+          <w:numId w:val="1"/>
+        </w:numPr>
+        <w:spacing w:after="60"/>
+      </w:pPr>
+      <w:r>
+        <w:t xml:space="preserve">FY26 was a cyclical collapse: revenue Rs 1,233 Cr (combined) vs Rs 1,398 Cr FY25 combined; OPM 2.7% (from ~13%); PAT ~Rs 10 Cr (from ~Rs 100 Cr)</w:t>
+      </w:r>
+    </w:p>
+    <w:p>
+      <w:pPr>
+        <w:pStyle w:val="ListParagraph"/>
+        <w:numPr>
+          <w:ilvl w:val="0"/>
+          <w:numId w:val="1"/>
+        </w:numPr>
+        <w:spacing w:after="60"/>
+      </w:pPr>
+      <w:r>
+        <w:t xml:space="preserve">ROCE has been single-digit every year since the 2020 restructuring: -2% FY22, 5% FY23, 9% FY24, 8% FY25, 2% FY26 - never near a 15% quality bar</w:t>
+      </w:r>
+    </w:p>
+    <w:p>
+      <w:pPr>
+        <w:pStyle w:val="ListParagraph"/>
+        <w:numPr>
+          <w:ilvl w:val="0"/>
+          <w:numId w:val="1"/>
+        </w:numPr>
+        <w:spacing w:after="60"/>
+      </w:pPr>
+      <w:r>
+        <w:t xml:space="preserve">Borrowings more than doubled FY25-&gt;FY26 (Rs 175 Cr -&gt; Rs 363 Cr), partly the Dhanuka amalgamation, partly working capital through the downturn</w:t>
+      </w:r>
+    </w:p>
+    <w:p>
+      <w:pPr>
+        <w:pStyle w:val="ListParagraph"/>
+        <w:numPr>
+          <w:ilvl w:val="0"/>
+          <w:numId w:val="1"/>
+        </w:numPr>
+        <w:spacing w:after="60"/>
+      </w:pPr>
+      <w:r>
+        <w:t xml:space="preserve">Dhanuka Laboratories (promoter entity) amalgamated into Orchid; Arjun Dhanuka appointed Whole-Time Director Sep-2026 - a related-party structural change to digest</w:t>
+      </w:r>
+    </w:p>
+    <w:p>
+      <w:pPr>
+        <w:pStyle w:val="ListParagraph"/>
+        <w:numPr>
+          <w:ilvl w:val="0"/>
+          <w:numId w:val="1"/>
+        </w:numPr>
+        <w:spacing w:after="60"/>
+      </w:pPr>
+      <w:r>
+        <w:t xml:space="preserve">EXBLIFEP IP now 100% Orchid-owned after the Jul-2025 Allecra asset acquisition; Cipla India marketing partnership in place</w:t>
+      </w:r>
+    </w:p>
+    <w:p>
+      <w:pPr>
+        <w:pStyle w:val="ListParagraph"/>
+        <w:numPr>
+          <w:ilvl w:val="0"/>
+          <w:numId w:val="1"/>
+        </w:numPr>
+        <w:spacing w:after="60"/>
+      </w:pPr>
+      <w:r>
+        <w:t xml:space="preserve">Promoter holding ~69.8%; no disclosed pledge</w:t>
+      </w:r>
+    </w:p>
+    <w:p>
+      <w:pPr>
+        <w:spacing w:after="120"/>
+      </w:pPr>
+      <w:r>
+        <w:rPr>
+          <w:b/>
+          <w:bCs/>
+          <w:sz w:val="20"/>
+          <w:szCs w:val="20"/>
+        </w:rPr>
+        <w:t xml:space="preserve">Quarterly trend (last ~4 quarters + concall commentary):</w:t>
+      </w:r>
+    </w:p>
+    <w:p>
+      <w:pPr>
+        <w:pStyle w:val="ListParagraph"/>
+        <w:numPr>
+          <w:ilvl w:val="0"/>
+          <w:numId w:val="1"/>
+        </w:numPr>
+        <w:spacing w:after="60"/>
+      </w:pPr>
+      <w:r>
+        <w:t xml:space="preserve">PAT by quarter (Rs Cr): +20.8 (Dec24), +22.3 (Mar25), -5.7 (Jun25), -5.7 (Sep25), -12.6 (Dec25), +25.8 (Mar26), then Q1FY27 standalone +11.9</w:t>
+      </w:r>
+    </w:p>
+    <w:p>
+      <w:pPr>
+        <w:pStyle w:val="ListParagraph"/>
+        <w:numPr>
+          <w:ilvl w:val="0"/>
+          <w:numId w:val="1"/>
+        </w:numPr>
+        <w:spacing w:after="60"/>
+      </w:pPr>
+      <w:r>
+        <w:t xml:space="preserve">OPM by quarter: 12.1%, 11.8%, -2.2%, -0.8%, +0.8%, +8.2% - a deep trough through H1 FY26, recovering from Q4 FY26</w:t>
+      </w:r>
+    </w:p>
+    <w:p>
+      <w:pPr>
+        <w:pStyle w:val="ListParagraph"/>
+        <w:numPr>
+          <w:ilvl w:val="0"/>
+          <w:numId w:val="1"/>
+        </w:numPr>
+        <w:spacing w:after="60"/>
+      </w:pPr>
+      <w:r>
+        <w:t xml:space="preserve">Q1FY27: revenue ~Rs 304 Cr (+16% YoY), EBITDA ~Rs 25 Cr (~2x YoY) - the recovery is real but one quarter old and off a very low base</w:t>
+      </w:r>
+    </w:p>
+    <w:p>
+      <w:pPr>
+        <w:pStyle w:val="ListParagraph"/>
+        <w:numPr>
+          <w:ilvl w:val="0"/>
+          <w:numId w:val="1"/>
+        </w:numPr>
+        <w:spacing w:after="60"/>
+      </w:pPr>
+      <w:r>
+        <w:t xml:space="preserve">EXBLIFEP Europe vial volumes: ~+300% (Q3 FY26), ~+170% (Q4 FY26), ~+50% (Q1 FY27) YoY - ramping off a small absolute base</w:t>
+      </w:r>
+    </w:p>
+    <w:p>
+      <w:pPr>
+        <w:spacing w:after="120"/>
+      </w:pPr>
+      <w:r>
+        <w:rPr>
+          <w:b/>
+          <w:bCs/>
+          <w:sz w:val="20"/>
+          <w:szCs w:val="20"/>
+        </w:rPr>
+        <w:t xml:space="preserve">Exchange announcements (last 6 months):</w:t>
+      </w:r>
+    </w:p>
+    <w:p>
+      <w:pPr>
+        <w:pStyle w:val="ListParagraph"/>
+        <w:numPr>
+          <w:ilvl w:val="0"/>
+          <w:numId w:val="1"/>
+        </w:numPr>
+        <w:spacing w:after="60"/>
+      </w:pPr>
+      <w:r>
+        <w:t xml:space="preserve">10-year exclusive out-licensing + supply agreement with Russia's Pharmasyntez for EXBLIFEP - up to $178m over the decade</w:t>
+      </w:r>
+    </w:p>
+    <w:p>
+      <w:pPr>
+        <w:pStyle w:val="ListParagraph"/>
+        <w:numPr>
+          <w:ilvl w:val="0"/>
+          <w:numId w:val="1"/>
+        </w:numPr>
+        <w:spacing w:after="60"/>
+      </w:pPr>
+      <w:r>
+        <w:t xml:space="preserve">Dhanuka Laboratories amalgamation effective; Arjun Dhanuka appointed Whole-Time Director (Sep-2026)</w:t>
+      </w:r>
+    </w:p>
+    <w:p>
+      <w:pPr>
+        <w:pStyle w:val="ListParagraph"/>
+        <w:numPr>
+          <w:ilvl w:val="0"/>
+          <w:numId w:val="1"/>
+        </w:numPr>
+        <w:spacing w:after="60"/>
+      </w:pPr>
+      <w:r>
+        <w:t xml:space="preserve">Q1FY27 earnings call held 21-Aug-2026</w:t>
+      </w:r>
+    </w:p>
+    <w:p>
+      <w:pPr>
+        <w:pStyle w:val="ListParagraph"/>
+        <w:numPr>
+          <w:ilvl w:val="0"/>
+          <w:numId w:val="1"/>
+        </w:numPr>
+        <w:spacing w:after="60"/>
+      </w:pPr>
+      <w:r>
+        <w:t xml:space="preserve">Continued cefiderocol / GARDP 135-country access; Orchid AMS division targeting Rs 250-300 Cr revenue in 2-3 years (management target, unverified)</w:t>
+      </w:r>
+    </w:p>
+    <w:p>
+      <w:pPr>
+        <w:spacing w:after="120"/>
+      </w:pPr>
+      <w:r>
+        <w:rPr>
+          <w:b/>
+          <w:bCs/>
+          <w:sz w:val="20"/>
+          <w:szCs w:val="20"/>
+        </w:rPr>
+        <w:t xml:space="preserve">Key new facts vs. the prior write-up:</w:t>
+      </w:r>
+    </w:p>
+    <w:p>
+      <w:pPr>
+        <w:pStyle w:val="ListParagraph"/>
+        <w:numPr>
+          <w:ilvl w:val="0"/>
+          <w:numId w:val="1"/>
+        </w:numPr>
+        <w:spacing w:after="60"/>
+      </w:pPr>
+      <w:r>
+        <w:t xml:space="preserve">The bullish 'screener numbers must be wrong' framing is disproven - FY26 negative returns were real and driven by a severe cephalosporin pricing/volume downturn</w:t>
+      </w:r>
+    </w:p>
+    <w:p>
+      <w:pPr>
+        <w:pStyle w:val="ListParagraph"/>
+        <w:numPr>
+          <w:ilvl w:val="0"/>
+          <w:numId w:val="1"/>
+        </w:numPr>
+        <w:spacing w:after="60"/>
+      </w:pPr>
+      <w:r>
+        <w:t xml:space="preserve">Stock has de-rated ~50% from its 52-week high (Rs 1,997 -&gt; ~Rs 960); market cap now ~Rs 5,750 Cr, not the ~Rs 9,966 Cr at seed</w:t>
+      </w:r>
+    </w:p>
+    <w:p>
+      <w:pPr>
+        <w:pStyle w:val="ListParagraph"/>
+        <w:numPr>
+          <w:ilvl w:val="0"/>
+          <w:numId w:val="1"/>
+        </w:numPr>
+        <w:spacing w:after="60"/>
+      </w:pPr>
+      <w:r>
+        <w:t xml:space="preserve">Dhanuka merger materially changes the entity and adds RPT complexity</w:t>
+      </w:r>
+    </w:p>
+    <w:p>
+      <w:pPr>
+        <w:pStyle w:val="ListParagraph"/>
+        <w:numPr>
+          <w:ilvl w:val="0"/>
+          <w:numId w:val="1"/>
+        </w:numPr>
+        <w:spacing w:after="60"/>
+      </w:pPr>
+      <w:r>
+        <w:t xml:space="preserve">EXBLIFEP commercialisation is progressing on multiple geographies but is still small relative to the Rs 5,750 Cr market cap</w:t>
+      </w:r>
+    </w:p>
+    <w:p>
+      <w:pPr>
+        <w:spacing w:after="120"/>
+      </w:pPr>
+      <w:r>
+        <w:rPr>
+          <w:b/>
+          <w:bCs/>
+          <w:sz w:val="20"/>
+          <w:szCs w:val="20"/>
+        </w:rPr>
+        <w:t xml:space="preserve">Open questions / what to watch:</w:t>
+      </w:r>
+    </w:p>
+    <w:p>
+      <w:pPr>
+        <w:pStyle w:val="ListParagraph"/>
+        <w:numPr>
+          <w:ilvl w:val="0"/>
+          <w:numId w:val="1"/>
+        </w:numPr>
+        <w:spacing w:after="60"/>
+      </w:pPr>
+      <w:r>
+        <w:t xml:space="preserve">Is the cephalosporin pricing downturn cyclical (recovers in FY27-28) or a structural China-driven reset?</w:t>
+      </w:r>
+    </w:p>
+    <w:p>
+      <w:pPr>
+        <w:pStyle w:val="ListParagraph"/>
+        <w:numPr>
+          <w:ilvl w:val="0"/>
+          <w:numId w:val="1"/>
+        </w:numPr>
+        <w:spacing w:after="60"/>
+      </w:pPr>
+      <w:r>
+        <w:t xml:space="preserve">Post-Dhanuka merger: what is the clean combined revenue/margin base, and are RPTs with remaining Dhanuka-family entities clean?</w:t>
+      </w:r>
+    </w:p>
+    <w:p>
+      <w:pPr>
+        <w:pStyle w:val="ListParagraph"/>
+        <w:numPr>
+          <w:ilvl w:val="0"/>
+          <w:numId w:val="1"/>
+        </w:numPr>
+        <w:spacing w:after="60"/>
+      </w:pPr>
+      <w:r>
+        <w:t xml:space="preserve">When does EXBLIFEP + cefiderocol become material to consolidated PAT - FY28 or later?</w:t>
+      </w:r>
+    </w:p>
+    <w:p>
+      <w:pPr>
+        <w:pStyle w:val="ListParagraph"/>
+        <w:numPr>
+          <w:ilvl w:val="0"/>
+          <w:numId w:val="1"/>
+        </w:numPr>
+        <w:spacing w:after="60"/>
+      </w:pPr>
+      <w:r>
+        <w:t xml:space="preserve">Can ROCE finally break into double digits, or does the 7-ACA / API business structurally earn below cost of capital?</w:t>
+      </w:r>
+    </w:p>
+    <w:p>
+      <w:pPr>
+        <w:spacing w:after="120" w:before="120"/>
+      </w:pPr>
+      <w:r>
+        <w:rPr>
+          <w:b/>
+          <w:bCs/>
+          <w:sz w:val="20"/>
+          <w:szCs w:val="20"/>
+        </w:rPr>
+        <w:t xml:space="preserve">Conviction impact: </w:t>
+      </w:r>
+      <w:r>
+        <w:rPr>
+          <w:sz w:val="20"/>
+          <w:szCs w:val="20"/>
+        </w:rPr>
+        <w:t xml:space="preserve">Medium -&gt; Low. FY26 fundamentals came in far worse than the seed assumed (OPM 2.7%, PAT Rs 10 Cr, three loss quarters); ROCE has never cleared single digits; debt doubled; the recovery is one quarter old and the Dhanuka merger adds complexity. The EXBLIFEP franchise is genuinely differentiated and keeps a speculative 10x label alive, but only at Low conviction with a heavy 'early / unproven' caveat.</w:t>
+      </w:r>
+    </w:p>
+    <w:p>
+      <w:pPr>
+        <w:pStyle w:val="Heading1"/>
+        <w:spacing w:after="120" w:before="280"/>
+      </w:pPr>
+      <w:r>
+        <w:t xml:space="preserve">Guidance &amp; Expectation Gap</w:t>
+      </w:r>
+    </w:p>
+    <w:p>
+      <w:pPr>
+        <w:spacing w:after="120"/>
+      </w:pPr>
       <w:r>
         <w:rPr>
           <w:i/>
@@ -353,6 +741,1795 @@
           <w:sz w:val="18"/>
           <w:szCs w:val="18"/>
         </w:rPr>
+        <w:t xml:space="preserve">Management guidance decoded into commitments, graded on the expectation → action → operational → commercial → financial ladder, then compared to what the current price appears to assume. Method: playbook/guidance-and-expectation-gap.md.</w:t>
+      </w:r>
+    </w:p>
+    <w:p>
+      <w:pPr>
+        <w:spacing w:after="120"/>
+      </w:pPr>
+      <w:r>
+        <w:rPr>
+          <w:b/>
+          <w:bCs/>
+          <w:sz w:val="20"/>
+          <w:szCs w:val="20"/>
+        </w:rPr>
+        <w:t xml:space="preserve">Commitment ladder (most-proven first):</w:t>
+      </w:r>
+    </w:p>
+    <w:tbl>
+      <w:tblPr>
+        <w:tblW w:type="dxa" w:w="9000"/>
+        <w:tblBorders>
+          <w:top w:val="single" w:color="auto" w:sz="4"/>
+          <w:left w:val="single" w:color="auto" w:sz="4"/>
+          <w:bottom w:val="single" w:color="auto" w:sz="4"/>
+          <w:right w:val="single" w:color="auto" w:sz="4"/>
+          <w:insideH w:val="single" w:color="auto" w:sz="4"/>
+          <w:insideV w:val="single" w:color="auto" w:sz="4"/>
+        </w:tblBorders>
+      </w:tblPr>
+      <w:tblGrid>
+        <w:gridCol w:w="1100"/>
+        <w:gridCol w:w="2600"/>
+        <w:gridCol w:w="2400"/>
+        <w:gridCol w:w="900"/>
+        <w:gridCol w:w="1200"/>
+        <w:gridCol w:w="800"/>
+      </w:tblGrid>
+      <w:tr>
+        <w:trPr>
+          <w:tblHeader/>
+        </w:trPr>
+        <w:tc>
+          <w:tcPr>
+            <w:tcW w:type="dxa" w:w="1100"/>
+            <w:shd w:fill="F2F2F2" w:val="clear"/>
+          </w:tcPr>
+          <w:p>
+            <w:r>
+              <w:rPr>
+                <w:b/>
+                <w:bCs/>
+                <w:sz w:val="18"/>
+                <w:szCs w:val="18"/>
+              </w:rPr>
+              <w:t xml:space="preserve">Area</w:t>
+            </w:r>
+          </w:p>
+        </w:tc>
+        <w:tc>
+          <w:tcPr>
+            <w:tcW w:type="dxa" w:w="2600"/>
+            <w:shd w:fill="F2F2F2" w:val="clear"/>
+          </w:tcPr>
+          <w:p>
+            <w:r>
+              <w:rPr>
+                <w:b/>
+                <w:bCs/>
+                <w:sz w:val="18"/>
+                <w:szCs w:val="18"/>
+              </w:rPr>
+              <w:t xml:space="preserve">Commitment</w:t>
+            </w:r>
+          </w:p>
+        </w:tc>
+        <w:tc>
+          <w:tcPr>
+            <w:tcW w:type="dxa" w:w="2400"/>
+            <w:shd w:fill="F2F2F2" w:val="clear"/>
+          </w:tcPr>
+          <w:p>
+            <w:r>
+              <w:rPr>
+                <w:b/>
+                <w:bCs/>
+                <w:sz w:val="18"/>
+                <w:szCs w:val="18"/>
+              </w:rPr>
+              <w:t xml:space="preserve">Specifics</w:t>
+            </w:r>
+          </w:p>
+        </w:tc>
+        <w:tc>
+          <w:tcPr>
+            <w:tcW w:type="dxa" w:w="900"/>
+            <w:shd w:fill="F2F2F2" w:val="clear"/>
+          </w:tcPr>
+          <w:p>
+            <w:r>
+              <w:rPr>
+                <w:b/>
+                <w:bCs/>
+                <w:sz w:val="18"/>
+                <w:szCs w:val="18"/>
+              </w:rPr>
+              <w:t xml:space="preserve">By when</w:t>
+            </w:r>
+          </w:p>
+        </w:tc>
+        <w:tc>
+          <w:tcPr>
+            <w:tcW w:type="dxa" w:w="1200"/>
+            <w:shd w:fill="F2F2F2" w:val="clear"/>
+          </w:tcPr>
+          <w:p>
+            <w:r>
+              <w:rPr>
+                <w:b/>
+                <w:bCs/>
+                <w:sz w:val="18"/>
+                <w:szCs w:val="18"/>
+              </w:rPr>
+              <w:t xml:space="preserve">Stage</w:t>
+            </w:r>
+          </w:p>
+        </w:tc>
+        <w:tc>
+          <w:tcPr>
+            <w:tcW w:type="dxa" w:w="800"/>
+            <w:shd w:fill="F2F2F2" w:val="clear"/>
+          </w:tcPr>
+          <w:p>
+            <w:r>
+              <w:rPr>
+                <w:b/>
+                <w:bCs/>
+                <w:sz w:val="18"/>
+                <w:szCs w:val="18"/>
+              </w:rPr>
+              <w:t xml:space="preserve">Thesis-critical</w:t>
+            </w:r>
+          </w:p>
+        </w:tc>
+      </w:tr>
+      <w:tr>
+        <w:tc>
+          <w:tcPr>
+            <w:tcW w:type="dxa" w:w="1100"/>
+          </w:tcPr>
+          <w:p>
+            <w:r>
+              <w:rPr>
+                <w:b w:val="false"/>
+                <w:bCs w:val="false"/>
+                <w:sz w:val="18"/>
+                <w:szCs w:val="18"/>
+              </w:rPr>
+              <w:t xml:space="preserve">new_business</w:t>
+            </w:r>
+          </w:p>
+        </w:tc>
+        <w:tc>
+          <w:tcPr>
+            <w:tcW w:type="dxa" w:w="2600"/>
+          </w:tcPr>
+          <w:p>
+            <w:r>
+              <w:rPr>
+                <w:b w:val="false"/>
+                <w:bCs w:val="false"/>
+                <w:sz w:val="18"/>
+                <w:szCs w:val="18"/>
+              </w:rPr>
+              <w:t xml:space="preserve">Scale EXBLIFEP globally via geographic out-licensing / supply deals</w:t>
+            </w:r>
+          </w:p>
+        </w:tc>
+        <w:tc>
+          <w:tcPr>
+            <w:tcW w:type="dxa" w:w="2400"/>
+          </w:tcPr>
+          <w:p>
+            <w:r>
+              <w:rPr>
+                <w:b w:val="false"/>
+                <w:bCs w:val="false"/>
+                <w:sz w:val="18"/>
+                <w:szCs w:val="18"/>
+              </w:rPr>
+              <w:t xml:space="preserve">Russia Pharmasyntez 10-yr deal up to $178m; Cipla India partnership; Europe vial volumes ramping</w:t>
+            </w:r>
+          </w:p>
+        </w:tc>
+        <w:tc>
+          <w:tcPr>
+            <w:tcW w:type="dxa" w:w="900"/>
+          </w:tcPr>
+          <w:p>
+            <w:r>
+              <w:rPr>
+                <w:b w:val="false"/>
+                <w:bCs w:val="false"/>
+                <w:sz w:val="18"/>
+                <w:szCs w:val="18"/>
+              </w:rPr>
+              <w:t xml:space="preserve">beyond</w:t>
+            </w:r>
+          </w:p>
+        </w:tc>
+        <w:tc>
+          <w:tcPr>
+            <w:tcW w:type="dxa" w:w="1200"/>
+          </w:tcPr>
+          <w:p>
+            <w:r>
+              <w:rPr>
+                <w:b w:val="false"/>
+                <w:bCs w:val="false"/>
+                <w:sz w:val="18"/>
+                <w:szCs w:val="18"/>
+              </w:rPr>
+              <w:t xml:space="preserve">commercial</w:t>
+            </w:r>
+          </w:p>
+        </w:tc>
+        <w:tc>
+          <w:tcPr>
+            <w:tcW w:type="dxa" w:w="800"/>
+          </w:tcPr>
+          <w:p>
+            <w:r>
+              <w:rPr>
+                <w:b w:val="false"/>
+                <w:bCs w:val="false"/>
+                <w:sz w:val="18"/>
+                <w:szCs w:val="18"/>
+              </w:rPr>
+              <w:t xml:space="preserve">yes</w:t>
+            </w:r>
+          </w:p>
+        </w:tc>
+      </w:tr>
+      <w:tr>
+        <w:tc>
+          <w:tcPr>
+            <w:tcW w:type="dxa" w:w="1100"/>
+          </w:tcPr>
+          <w:p>
+            <w:r>
+              <w:rPr>
+                <w:b w:val="false"/>
+                <w:bCs w:val="false"/>
+                <w:sz w:val="18"/>
+                <w:szCs w:val="18"/>
+              </w:rPr>
+              <w:t xml:space="preserve">margin</w:t>
+            </w:r>
+          </w:p>
+        </w:tc>
+        <w:tc>
+          <w:tcPr>
+            <w:tcW w:type="dxa" w:w="2600"/>
+          </w:tcPr>
+          <w:p>
+            <w:r>
+              <w:rPr>
+                <w:b w:val="false"/>
+                <w:bCs w:val="false"/>
+                <w:sz w:val="18"/>
+                <w:szCs w:val="18"/>
+              </w:rPr>
+              <w:t xml:space="preserve">Cephalosporin API margin recovery from the FY26 trough</w:t>
+            </w:r>
+          </w:p>
+        </w:tc>
+        <w:tc>
+          <w:tcPr>
+            <w:tcW w:type="dxa" w:w="2400"/>
+          </w:tcPr>
+          <w:p>
+            <w:r>
+              <w:rPr>
+                <w:b w:val="false"/>
+                <w:bCs w:val="false"/>
+                <w:sz w:val="18"/>
+                <w:szCs w:val="18"/>
+              </w:rPr>
+              <w:t xml:space="preserve">FY26 OPM 2.7% vs ~13% through-cycle; Q1FY27 EBITDA ~2x YoY</w:t>
+            </w:r>
+          </w:p>
+        </w:tc>
+        <w:tc>
+          <w:tcPr>
+            <w:tcW w:type="dxa" w:w="900"/>
+          </w:tcPr>
+          <w:p>
+            <w:r>
+              <w:rPr>
+                <w:b w:val="false"/>
+                <w:bCs w:val="false"/>
+                <w:sz w:val="18"/>
+                <w:szCs w:val="18"/>
+              </w:rPr>
+              <w:t xml:space="preserve">FY27</w:t>
+            </w:r>
+          </w:p>
+        </w:tc>
+        <w:tc>
+          <w:tcPr>
+            <w:tcW w:type="dxa" w:w="1200"/>
+          </w:tcPr>
+          <w:p>
+            <w:r>
+              <w:rPr>
+                <w:b w:val="false"/>
+                <w:bCs w:val="false"/>
+                <w:sz w:val="18"/>
+                <w:szCs w:val="18"/>
+              </w:rPr>
+              <w:t xml:space="preserve">operational</w:t>
+            </w:r>
+          </w:p>
+        </w:tc>
+        <w:tc>
+          <w:tcPr>
+            <w:tcW w:type="dxa" w:w="800"/>
+          </w:tcPr>
+          <w:p>
+            <w:r>
+              <w:rPr>
+                <w:b w:val="false"/>
+                <w:bCs w:val="false"/>
+                <w:sz w:val="18"/>
+                <w:szCs w:val="18"/>
+              </w:rPr>
+              <w:t xml:space="preserve">yes</w:t>
+            </w:r>
+          </w:p>
+        </w:tc>
+      </w:tr>
+      <w:tr>
+        <w:tc>
+          <w:tcPr>
+            <w:tcW w:type="dxa" w:w="1100"/>
+          </w:tcPr>
+          <w:p>
+            <w:r>
+              <w:rPr>
+                <w:b w:val="false"/>
+                <w:bCs w:val="false"/>
+                <w:sz w:val="18"/>
+                <w:szCs w:val="18"/>
+              </w:rPr>
+              <w:t xml:space="preserve">new_business</w:t>
+            </w:r>
+          </w:p>
+        </w:tc>
+        <w:tc>
+          <w:tcPr>
+            <w:tcW w:type="dxa" w:w="2600"/>
+          </w:tcPr>
+          <w:p>
+            <w:r>
+              <w:rPr>
+                <w:b w:val="false"/>
+                <w:bCs w:val="false"/>
+                <w:sz w:val="18"/>
+                <w:szCs w:val="18"/>
+              </w:rPr>
+              <w:t xml:space="preserve">Orchid AMS division revenue Rs 250-300 Cr in 2-3 years</w:t>
+            </w:r>
+          </w:p>
+        </w:tc>
+        <w:tc>
+          <w:tcPr>
+            <w:tcW w:type="dxa" w:w="2400"/>
+          </w:tcPr>
+          <w:p>
+            <w:r>
+              <w:rPr>
+                <w:b w:val="false"/>
+                <w:bCs w:val="false"/>
+                <w:sz w:val="18"/>
+                <w:szCs w:val="18"/>
+              </w:rPr>
+              <w:t xml:space="preserve">management target</w:t>
+            </w:r>
+          </w:p>
+        </w:tc>
+        <w:tc>
+          <w:tcPr>
+            <w:tcW w:type="dxa" w:w="900"/>
+          </w:tcPr>
+          <w:p>
+            <w:r>
+              <w:rPr>
+                <w:b w:val="false"/>
+                <w:bCs w:val="false"/>
+                <w:sz w:val="18"/>
+                <w:szCs w:val="18"/>
+              </w:rPr>
+              <w:t xml:space="preserve">FY28</w:t>
+            </w:r>
+          </w:p>
+        </w:tc>
+        <w:tc>
+          <w:tcPr>
+            <w:tcW w:type="dxa" w:w="1200"/>
+          </w:tcPr>
+          <w:p>
+            <w:r>
+              <w:rPr>
+                <w:b w:val="false"/>
+                <w:bCs w:val="false"/>
+                <w:sz w:val="18"/>
+                <w:szCs w:val="18"/>
+              </w:rPr>
+              <w:t xml:space="preserve">expectation</w:t>
+            </w:r>
+          </w:p>
+        </w:tc>
+        <w:tc>
+          <w:tcPr>
+            <w:tcW w:type="dxa" w:w="800"/>
+          </w:tcPr>
+          <w:p>
+            <w:r>
+              <w:rPr>
+                <w:b w:val="false"/>
+                <w:bCs w:val="false"/>
+                <w:sz w:val="18"/>
+                <w:szCs w:val="18"/>
+              </w:rPr>
+              <w:t xml:space="preserve"/>
+            </w:r>
+          </w:p>
+        </w:tc>
+      </w:tr>
+    </w:tbl>
+    <w:p>
+      <w:pPr>
+        <w:spacing w:after="60" w:before="120"/>
+      </w:pPr>
+      <w:r>
+        <w:rPr>
+          <w:b/>
+          <w:bCs/>
+          <w:sz w:val="20"/>
+          <w:szCs w:val="20"/>
+        </w:rPr>
+        <w:t xml:space="preserve">Earnings chain: </w:t>
+      </w:r>
+      <w:r>
+        <w:rPr>
+          <w:b/>
+          <w:bCs/>
+          <w:color w:val="A32020"/>
+          <w:sz w:val="20"/>
+          <w:szCs w:val="20"/>
+        </w:rPr>
+        <w:t xml:space="preserve">cephalosporin API price/volume recovery</w:t>
+      </w:r>
+      <w:r>
+        <w:rPr>
+          <w:color w:val="666666"/>
+          <w:sz w:val="20"/>
+          <w:szCs w:val="20"/>
+        </w:rPr>
+        <w:t xml:space="preserve"> → </w:t>
+      </w:r>
+      <w:r>
+        <w:rPr>
+          <w:b w:val="false"/>
+          <w:bCs w:val="false"/>
+          <w:sz w:val="20"/>
+          <w:szCs w:val="20"/>
+        </w:rPr>
+        <w:t xml:space="preserve">Jammu 7-ACA utilisation up</w:t>
+      </w:r>
+      <w:r>
+        <w:rPr>
+          <w:color w:val="666666"/>
+          <w:sz w:val="20"/>
+          <w:szCs w:val="20"/>
+        </w:rPr>
+        <w:t xml:space="preserve"> → </w:t>
+      </w:r>
+      <w:r>
+        <w:rPr>
+          <w:b w:val="false"/>
+          <w:bCs w:val="false"/>
+          <w:sz w:val="20"/>
+          <w:szCs w:val="20"/>
+        </w:rPr>
+        <w:t xml:space="preserve">EXBLIFEP + cefiderocol licensing/supply income</w:t>
+      </w:r>
+      <w:r>
+        <w:rPr>
+          <w:color w:val="666666"/>
+          <w:sz w:val="20"/>
+          <w:szCs w:val="20"/>
+        </w:rPr>
+        <w:t xml:space="preserve"> → </w:t>
+      </w:r>
+      <w:r>
+        <w:rPr>
+          <w:b w:val="false"/>
+          <w:bCs w:val="false"/>
+          <w:sz w:val="20"/>
+          <w:szCs w:val="20"/>
+        </w:rPr>
+        <w:t xml:space="preserve">OPM back toward 12-14%</w:t>
+      </w:r>
+      <w:r>
+        <w:rPr>
+          <w:color w:val="666666"/>
+          <w:sz w:val="20"/>
+          <w:szCs w:val="20"/>
+        </w:rPr>
+        <w:t xml:space="preserve"> → </w:t>
+      </w:r>
+      <w:r>
+        <w:rPr>
+          <w:b w:val="false"/>
+          <w:bCs w:val="false"/>
+          <w:sz w:val="20"/>
+          <w:szCs w:val="20"/>
+        </w:rPr>
+        <w:t xml:space="preserve">PAT normalisation (~Rs 120-150 Cr)</w:t>
+      </w:r>
+      <w:r>
+        <w:rPr>
+          <w:color w:val="666666"/>
+          <w:sz w:val="20"/>
+          <w:szCs w:val="20"/>
+        </w:rPr>
+        <w:t xml:space="preserve"> → </w:t>
+      </w:r>
+      <w:r>
+        <w:rPr>
+          <w:b w:val="false"/>
+          <w:bCs w:val="false"/>
+          <w:sz w:val="20"/>
+          <w:szCs w:val="20"/>
+        </w:rPr>
+        <w:t xml:space="preserve">re-rating on the antibiotic optionality</w:t>
+      </w:r>
+    </w:p>
+    <w:p>
+      <w:pPr>
+        <w:spacing w:after="120"/>
+      </w:pPr>
+      <w:r>
+        <w:rPr>
+          <w:color w:val="666666"/>
+          <w:sz w:val="18"/>
+          <w:szCs w:val="18"/>
+        </w:rPr>
+        <w:t xml:space="preserve">Bottleneck link: cephalosporin API price/volume recovery.</w:t>
+      </w:r>
+    </w:p>
+    <w:p>
+      <w:pPr>
+        <w:spacing w:after="120"/>
+      </w:pPr>
+      <w:r>
+        <w:rPr>
+          <w:color w:val="666666"/>
+          <w:sz w:val="18"/>
+          <w:szCs w:val="18"/>
+        </w:rPr>
+        <w:t xml:space="preserve">Operating leverage: yes — high fixed-cost API plants; FY26 showed the downside, Q1FY27 EBITDA doubling on +16% revenue shows the upside</w:t>
+      </w:r>
+    </w:p>
+    <w:p>
+      <w:pPr>
+        <w:spacing w:after="120"/>
+      </w:pPr>
+      <w:r>
+        <w:rPr>
+          <w:color w:val="666666"/>
+          <w:sz w:val="18"/>
+          <w:szCs w:val="18"/>
+        </w:rPr>
+        <w:t xml:space="preserve">Evidenced: EXBLIFEP + cefiderocol licensing/supply income; OPM back toward 12-14%. Still assumed: cephalosporin API price/volume recovery; Jammu 7-ACA utilisation up; PAT normalisation (~Rs 120-150 Cr); re-rating on the antibiotic optionality.</w:t>
+      </w:r>
+    </w:p>
+    <w:p>
+      <w:pPr>
+        <w:spacing w:after="120"/>
+      </w:pPr>
+      <w:r>
+        <w:rPr>
+          <w:b/>
+          <w:bCs/>
+          <w:sz w:val="20"/>
+          <w:szCs w:val="20"/>
+        </w:rPr>
+        <w:t xml:space="preserve">Market expectation vs. our path:</w:t>
+      </w:r>
+    </w:p>
+    <w:tbl>
+      <w:tblPr>
+        <w:tblW w:type="dxa" w:w="9000"/>
+        <w:tblBorders>
+          <w:top w:val="single" w:color="auto" w:sz="4"/>
+          <w:left w:val="single" w:color="auto" w:sz="4"/>
+          <w:bottom w:val="single" w:color="auto" w:sz="4"/>
+          <w:right w:val="single" w:color="auto" w:sz="4"/>
+          <w:insideH w:val="single" w:color="auto" w:sz="4"/>
+          <w:insideV w:val="single" w:color="auto" w:sz="4"/>
+        </w:tblBorders>
+      </w:tblPr>
+      <w:tblGrid>
+        <w:gridCol w:w="3200"/>
+        <w:gridCol w:w="5800"/>
+      </w:tblGrid>
+      <w:tr>
+        <w:tc>
+          <w:tcPr>
+            <w:tcW w:type="dxa" w:w="3200"/>
+            <w:shd w:fill="F2F2F2" w:val="clear"/>
+          </w:tcPr>
+          <w:p>
+            <w:r>
+              <w:rPr>
+                <w:b/>
+                <w:bCs/>
+              </w:rPr>
+              <w:t xml:space="preserve">As of</w:t>
+            </w:r>
+          </w:p>
+        </w:tc>
+        <w:tc>
+          <w:tcPr>
+            <w:tcW w:type="dxa" w:w="5800"/>
+          </w:tcPr>
+          <w:p>
+            <w:r>
+              <w:t xml:space="preserve">2026-09-08</w:t>
+            </w:r>
+          </w:p>
+        </w:tc>
+      </w:tr>
+      <w:tr>
+        <w:tc>
+          <w:tcPr>
+            <w:tcW w:type="dxa" w:w="3200"/>
+            <w:shd w:fill="F2F2F2" w:val="clear"/>
+          </w:tcPr>
+          <w:p>
+            <w:r>
+              <w:rPr>
+                <w:b/>
+                <w:bCs/>
+              </w:rPr>
+              <w:t xml:space="preserve">Price / multiple</w:t>
+            </w:r>
+          </w:p>
+        </w:tc>
+        <w:tc>
+          <w:tcPr>
+            <w:tcW w:type="dxa" w:w="5800"/>
+          </w:tcPr>
+          <w:p>
+            <w:r>
+              <w:t xml:space="preserve">Rs 960 · 319x P/E</w:t>
+            </w:r>
+          </w:p>
+        </w:tc>
+      </w:tr>
+      <w:tr>
+        <w:tc>
+          <w:tcPr>
+            <w:tcW w:type="dxa" w:w="3200"/>
+            <w:shd w:fill="F2F2F2" w:val="clear"/>
+          </w:tcPr>
+          <w:p>
+            <w:r>
+              <w:rPr>
+                <w:b/>
+                <w:bCs/>
+              </w:rPr>
+              <w:t xml:space="preserve">Right valuation lens</w:t>
+            </w:r>
+          </w:p>
+        </w:tc>
+        <w:tc>
+          <w:tcPr>
+            <w:tcW w:type="dxa" w:w="5800"/>
+          </w:tcPr>
+          <w:p>
+            <w:r>
+              <w:t xml:space="preserve">P/E</w:t>
+            </w:r>
+          </w:p>
+        </w:tc>
+      </w:tr>
+      <w:tr>
+        <w:tc>
+          <w:tcPr>
+            <w:tcW w:type="dxa" w:w="3200"/>
+            <w:shd w:fill="F2F2F2" w:val="clear"/>
+          </w:tcPr>
+          <w:p>
+            <w:r>
+              <w:rPr>
+                <w:b/>
+                <w:bCs/>
+              </w:rPr>
+              <w:t xml:space="preserve">Price implies</w:t>
+            </w:r>
+          </w:p>
+        </w:tc>
+        <w:tc>
+          <w:tcPr>
+            <w:tcW w:type="dxa" w:w="5800"/>
+          </w:tcPr>
+          <w:p>
+            <w:r>
+              <w:t xml:space="preserve">on a normalised ~Rs 130 Cr PAT the stock is ~44x; that needs ~25-30% EPS CAGR for 3+ years (cephalosporin recovery + EXBLIFEP scale-up) against a ~22x pharma exit to be fair</w:t>
+            </w:r>
+          </w:p>
+        </w:tc>
+      </w:tr>
+      <w:tr>
+        <w:tc>
+          <w:tcPr>
+            <w:tcW w:type="dxa" w:w="3200"/>
+            <w:shd w:fill="F2F2F2" w:val="clear"/>
+          </w:tcPr>
+          <w:p>
+            <w:r>
+              <w:rPr>
+                <w:b/>
+                <w:bCs/>
+              </w:rPr>
+              <w:t xml:space="preserve">Our FY27</w:t>
+            </w:r>
+          </w:p>
+        </w:tc>
+        <w:tc>
+          <w:tcPr>
+            <w:tcW w:type="dxa" w:w="5800"/>
+          </w:tcPr>
+          <w:p>
+            <w:r>
+              <w:t xml:space="preserve">revenue Rs 1,300-1,450 Cr, OPM recovering to 8-11%, PAT Rs 60-100 Cr (still below FY25)</w:t>
+            </w:r>
+          </w:p>
+        </w:tc>
+      </w:tr>
+      <w:tr>
+        <w:tc>
+          <w:tcPr>
+            <w:tcW w:type="dxa" w:w="3200"/>
+            <w:shd w:fill="F2F2F2" w:val="clear"/>
+          </w:tcPr>
+          <w:p>
+            <w:r>
+              <w:rPr>
+                <w:b/>
+                <w:bCs/>
+              </w:rPr>
+              <w:t xml:space="preserve">Our FY28</w:t>
+            </w:r>
+          </w:p>
+        </w:tc>
+        <w:tc>
+          <w:tcPr>
+            <w:tcW w:type="dxa" w:w="5800"/>
+          </w:tcPr>
+          <w:p>
+            <w:r>
+              <w:t xml:space="preserve">PAT Rs 120-160 Cr if cephalosporin normalises and EXBLIFEP contributes - wide range, low confidence</w:t>
+            </w:r>
+          </w:p>
+        </w:tc>
+      </w:tr>
+      <w:tr>
+        <w:tc>
+          <w:tcPr>
+            <w:tcW w:type="dxa" w:w="3200"/>
+            <w:shd w:fill="F2F2F2" w:val="clear"/>
+          </w:tcPr>
+          <w:p>
+            <w:r>
+              <w:rPr>
+                <w:b/>
+                <w:bCs/>
+              </w:rPr>
+              <w:t xml:space="preserve">Gap direction</w:t>
+            </w:r>
+          </w:p>
+        </w:tc>
+        <w:tc>
+          <w:tcPr>
+            <w:tcW w:type="dxa" w:w="5800"/>
+          </w:tcPr>
+          <w:p>
+            <w:r>
+              <w:t xml:space="preserve">partially-priced</w:t>
+            </w:r>
+          </w:p>
+        </w:tc>
+      </w:tr>
+      <w:tr>
+        <w:tc>
+          <w:tcPr>
+            <w:tcW w:type="dxa" w:w="3200"/>
+            <w:shd w:fill="F2F2F2" w:val="clear"/>
+          </w:tcPr>
+          <w:p>
+            <w:r>
+              <w:rPr>
+                <w:b/>
+                <w:bCs/>
+              </w:rPr>
+              <w:t xml:space="preserve">Gap type</w:t>
+            </w:r>
+          </w:p>
+        </w:tc>
+        <w:tc>
+          <w:tcPr>
+            <w:tcW w:type="dxa" w:w="5800"/>
+          </w:tcPr>
+          <w:p>
+            <w:r>
+              <w:t xml:space="preserve">timing</w:t>
+            </w:r>
+          </w:p>
+        </w:tc>
+      </w:tr>
+      <w:tr>
+        <w:tc>
+          <w:tcPr>
+            <w:tcW w:type="dxa" w:w="3200"/>
+            <w:shd w:fill="F2F2F2" w:val="clear"/>
+          </w:tcPr>
+          <w:p>
+            <w:r>
+              <w:rPr>
+                <w:b/>
+                <w:bCs/>
+              </w:rPr>
+              <w:t xml:space="preserve">Gap magnitude</w:t>
+            </w:r>
+          </w:p>
+        </w:tc>
+        <w:tc>
+          <w:tcPr>
+            <w:tcW w:type="dxa" w:w="5800"/>
+          </w:tcPr>
+          <w:p>
+            <w:r>
+              <w:t xml:space="preserve">not estimable</w:t>
+            </w:r>
+          </w:p>
+        </w:tc>
+      </w:tr>
+      <w:tr>
+        <w:tc>
+          <w:tcPr>
+            <w:tcW w:type="dxa" w:w="3200"/>
+            <w:shd w:fill="F2F2F2" w:val="clear"/>
+          </w:tcPr>
+          <w:p>
+            <w:r>
+              <w:rPr>
+                <w:b/>
+                <w:bCs/>
+              </w:rPr>
+              <w:t xml:space="preserve">Gap basis</w:t>
+            </w:r>
+          </w:p>
+        </w:tc>
+        <w:tc>
+          <w:tcPr>
+            <w:tcW w:type="dxa" w:w="5800"/>
+          </w:tcPr>
+          <w:p>
+            <w:r>
+              <w:t xml:space="preserve">the ~50% de-rate has taken out the cyclical froth, but the price still embeds a full recovery plus EXBLIFEP success; only the recovery half has one quarter of evidence</w:t>
+            </w:r>
+          </w:p>
+        </w:tc>
+      </w:tr>
+      <w:tr>
+        <w:tc>
+          <w:tcPr>
+            <w:tcW w:type="dxa" w:w="3200"/>
+            <w:shd w:fill="F2F2F2" w:val="clear"/>
+          </w:tcPr>
+          <w:p>
+            <w:r>
+              <w:rPr>
+                <w:b/>
+                <w:bCs/>
+              </w:rPr>
+              <w:t xml:space="preserve">Evidence quality</w:t>
+            </w:r>
+          </w:p>
+        </w:tc>
+        <w:tc>
+          <w:tcPr>
+            <w:tcW w:type="dxa" w:w="5800"/>
+          </w:tcPr>
+          <w:p>
+            <w:r>
+              <w:t xml:space="preserve">weak</w:t>
+            </w:r>
+          </w:p>
+        </w:tc>
+      </w:tr>
+    </w:tbl>
+    <w:p>
+      <w:pPr>
+        <w:spacing w:after="120"/>
+      </w:pPr>
+      <w:r>
+        <w:rPr>
+          <w:i/>
+          <w:iCs/>
+          <w:color w:val="666666"/>
+          <w:sz w:val="16"/>
+          <w:szCs w:val="16"/>
+        </w:rPr>
+        <w:t xml:space="preserve">no broker consensus; implied path is a reverse-P/E estimate + screener.in forward figures + VP thread view</w:t>
+      </w:r>
+    </w:p>
+    <w:p>
+      <w:pPr>
+        <w:spacing w:after="120" w:before="120"/>
+      </w:pPr>
+      <w:r>
+        <w:rPr>
+          <w:b/>
+          <w:bCs/>
+          <w:sz w:val="20"/>
+          <w:szCs w:val="20"/>
+        </w:rPr>
+        <w:t xml:space="preserve">Catalyst: </w:t>
+      </w:r>
+      <w:r>
+        <w:rPr>
+          <w:sz w:val="20"/>
+          <w:szCs w:val="20"/>
+        </w:rPr>
+        <w:t xml:space="preserve">Two or three consecutive quarters of cephalosporin margin recovery (OPM back above 10%) plus a step-up in EXBLIFEP licensing income</w:t>
+      </w:r>
+      <w:r>
+        <w:rPr>
+          <w:color w:val="666666"/>
+          <w:sz w:val="18"/>
+          <w:szCs w:val="18"/>
+        </w:rPr>
+        <w:t xml:space="preserve"> (window ~12M from 2026-09-08; undated; evidence low; pending)</w:t>
+      </w:r>
+    </w:p>
+    <w:p>
+      <w:pPr>
+        <w:pStyle w:val="Heading1"/>
+        <w:spacing w:after="120" w:before="280"/>
+      </w:pPr>
+      <w:r>
+        <w:t xml:space="preserve">Ishmohit-Lens Checks (value chain · earnings quality · growth trajectory · management · quality metrics · track record · global-signal check)</w:t>
+      </w:r>
+    </w:p>
+    <w:p>
+      <w:pPr>
+        <w:spacing w:after="120"/>
+      </w:pPr>
+      <w:r>
+        <w:rPr>
+          <w:i/>
+          <w:iCs/>
+          <w:color w:val="666666"/>
+          <w:sz w:val="18"/>
+          <w:szCs w:val="18"/>
+        </w:rPr>
+        <w:t xml:space="preserve">Extra checks drawn from @ishmohit1 / SOIC methodology (playbook/ishmohit-soic-style.md): where the company sits in its value chain and what the supply side is doing, whether a margin/PAT inflection is structural or a cyclical peak, the rate-of-change of growth vs. what the multiple demands, and management quality as a positive attribute.</w:t>
+      </w:r>
+    </w:p>
+    <w:p>
+      <w:pPr>
+        <w:spacing w:after="120"/>
+      </w:pPr>
+      <w:r>
+        <w:rPr>
+          <w:b/>
+          <w:bCs/>
+          <w:sz w:val="20"/>
+          <w:szCs w:val="20"/>
+        </w:rPr>
+        <w:t xml:space="preserve">Value chain &amp; supply side:</w:t>
+      </w:r>
+    </w:p>
+    <w:tbl>
+      <w:tblPr>
+        <w:tblW w:type="dxa" w:w="9000"/>
+        <w:tblBorders>
+          <w:top w:val="single" w:color="auto" w:sz="4"/>
+          <w:left w:val="single" w:color="auto" w:sz="4"/>
+          <w:bottom w:val="single" w:color="auto" w:sz="4"/>
+          <w:right w:val="single" w:color="auto" w:sz="4"/>
+          <w:insideH w:val="single" w:color="auto" w:sz="4"/>
+          <w:insideV w:val="single" w:color="auto" w:sz="4"/>
+        </w:tblBorders>
+      </w:tblPr>
+      <w:tblGrid>
+        <w:gridCol w:w="3200"/>
+        <w:gridCol w:w="5800"/>
+      </w:tblGrid>
+      <w:tr>
+        <w:tc>
+          <w:tcPr>
+            <w:tcW w:type="dxa" w:w="3200"/>
+            <w:shd w:fill="F2F2F2" w:val="clear"/>
+          </w:tcPr>
+          <w:p>
+            <w:r>
+              <w:rPr>
+                <w:b/>
+                <w:bCs/>
+              </w:rPr>
+              <w:t xml:space="preserve">Theme</w:t>
+            </w:r>
+          </w:p>
+        </w:tc>
+        <w:tc>
+          <w:tcPr>
+            <w:tcW w:type="dxa" w:w="5800"/>
+          </w:tcPr>
+          <w:p>
+            <w:r>
+              <w:t xml:space="preserve">Cephalosporin APIs + novel patented antibiotics (AMR / hospital anti-infectives)</w:t>
+            </w:r>
+          </w:p>
+        </w:tc>
+      </w:tr>
+      <w:tr>
+        <w:tc>
+          <w:tcPr>
+            <w:tcW w:type="dxa" w:w="3200"/>
+            <w:shd w:fill="F2F2F2" w:val="clear"/>
+          </w:tcPr>
+          <w:p>
+            <w:r>
+              <w:rPr>
+                <w:b/>
+                <w:bCs/>
+              </w:rPr>
+              <w:t xml:space="preserve">This company's position</w:t>
+            </w:r>
+          </w:p>
+        </w:tc>
+        <w:tc>
+          <w:tcPr>
+            <w:tcW w:type="dxa" w:w="5800"/>
+          </w:tcPr>
+          <w:p>
+            <w:r>
+              <w:t xml:space="preserve">One of three USFDA-approved sterile-cephalosporin API sites globally; backward-integrated into 7-ACA (Jammu); owns a US/EU-approved NCE (EXBLIFEP) and cefiderocol India rights</w:t>
+            </w:r>
+          </w:p>
+        </w:tc>
+      </w:tr>
+      <w:tr>
+        <w:tc>
+          <w:tcPr>
+            <w:tcW w:type="dxa" w:w="3200"/>
+            <w:shd w:fill="F2F2F2" w:val="clear"/>
+          </w:tcPr>
+          <w:p>
+            <w:r>
+              <w:rPr>
+                <w:b/>
+                <w:bCs/>
+              </w:rPr>
+              <w:t xml:space="preserve">Bottleneck node (pricing power)</w:t>
+            </w:r>
+          </w:p>
+        </w:tc>
+        <w:tc>
+          <w:tcPr>
+            <w:tcW w:type="dxa" w:w="5800"/>
+          </w:tcPr>
+          <w:p>
+            <w:r>
+              <w:t xml:space="preserve">USFDA-approved sterile-cephalosporin API capacity + novel-antibiotic regulatory approvals</w:t>
+            </w:r>
+          </w:p>
+        </w:tc>
+      </w:tr>
+      <w:tr>
+        <w:tc>
+          <w:tcPr>
+            <w:tcW w:type="dxa" w:w="3200"/>
+            <w:shd w:fill="F2F2F2" w:val="clear"/>
+          </w:tcPr>
+          <w:p>
+            <w:r>
+              <w:rPr>
+                <w:b/>
+                <w:bCs/>
+              </w:rPr>
+              <w:t xml:space="preserve">Supply-side status</w:t>
+            </w:r>
+          </w:p>
+        </w:tc>
+        <w:tc>
+          <w:tcPr>
+            <w:tcW w:type="dxa" w:w="5800"/>
+          </w:tcPr>
+          <w:p>
+            <w:r>
+              <w:t xml:space="preserve">consolidating</w:t>
+            </w:r>
+          </w:p>
+        </w:tc>
+      </w:tr>
+      <w:tr>
+        <w:tc>
+          <w:tcPr>
+            <w:tcW w:type="dxa" w:w="3200"/>
+            <w:shd w:fill="F2F2F2" w:val="clear"/>
+          </w:tcPr>
+          <w:p>
+            <w:r>
+              <w:rPr>
+                <w:b/>
+                <w:bCs/>
+              </w:rPr>
+              <w:t xml:space="preserve">Adjacent-node peers</w:t>
+            </w:r>
+          </w:p>
+        </w:tc>
+        <w:tc>
+          <w:tcPr>
+            <w:tcW w:type="dxa" w:w="5800"/>
+          </w:tcPr>
+          <w:p>
+            <w:r>
+              <w:t xml:space="preserve">Aurobindo Pharma (cephalosporin API), Lupin, Nectar Lifesciences, Shionogi (cefiderocol originator)</w:t>
+            </w:r>
+          </w:p>
+        </w:tc>
+      </w:tr>
+    </w:tbl>
+    <w:p>
+      <w:pPr>
+        <w:spacing w:after="120"/>
+      </w:pPr>
+      <w:r>
+        <w:rPr>
+          <w:color w:val="666666"/>
+          <w:sz w:val="18"/>
+          <w:szCs w:val="18"/>
+        </w:rPr>
+        <w:t xml:space="preserve">The API side is in a pricing downturn driven by Chinese oversupply - a capital-cycle negative near-term, though Orchid's USFDA-approved sterile capacity and 7-ACA integration are scarce. The novel-antibiotic leg (EXBLIFEP, cefiderocol) is a genuine IP moat but a small, slow-ramping revenue base today.</w:t>
+      </w:r>
+    </w:p>
+    <w:p>
+      <w:pPr>
+        <w:spacing w:after="60" w:before="120"/>
+      </w:pPr>
+      <w:r>
+        <w:rPr>
+          <w:b/>
+          <w:bCs/>
+          <w:sz w:val="20"/>
+          <w:szCs w:val="20"/>
+        </w:rPr>
+        <w:t xml:space="preserve">Earnings quality: </w:t>
+      </w:r>
+      <w:r>
+        <w:rPr>
+          <w:sz w:val="20"/>
+          <w:szCs w:val="20"/>
+        </w:rPr>
+        <w:t xml:space="preserve">margin driver cyclical</w:t>
+      </w:r>
+      <w:r>
+        <w:rPr>
+          <w:b/>
+          <w:bCs/>
+          <w:color w:val="A32020"/>
+          <w:sz w:val="20"/>
+          <w:szCs w:val="20"/>
+        </w:rPr>
+        <w:t xml:space="preserve"/>
+      </w:r>
+    </w:p>
+    <w:p>
+      <w:pPr>
+        <w:spacing w:after="120"/>
+      </w:pPr>
+      <w:r>
+        <w:rPr>
+          <w:color w:val="666666"/>
+          <w:sz w:val="18"/>
+          <w:szCs w:val="18"/>
+        </w:rPr>
+        <w:t xml:space="preserve">Drivers: cephalosporin API pricing/volume cycle (Chinese oversupply); EXBLIFEP / cefiderocol licensing income (structural, small today); operating leverage on the Jammu 7-ACA plant utilisation.</w:t>
+      </w:r>
+    </w:p>
+    <w:p>
+      <w:pPr>
+        <w:spacing w:after="120"/>
+      </w:pPr>
+      <w:r>
+        <w:rPr>
+          <w:color w:val="666666"/>
+          <w:sz w:val="18"/>
+          <w:szCs w:val="18"/>
+        </w:rPr>
+        <w:t xml:space="preserve">FY26 OPM of 2.7% is a trough, not a peak - through-cycle OPM is ~12-14% based on FY23-25. The risk is a delayed/incomplete recovery and structural API price erosion, not mean-reversion from a high.</w:t>
+      </w:r>
+    </w:p>
+    <w:p>
+      <w:pPr>
+        <w:spacing w:after="60" w:before="120"/>
+      </w:pPr>
+      <w:r>
+        <w:rPr>
+          <w:b/>
+          <w:bCs/>
+          <w:sz w:val="20"/>
+          <w:szCs w:val="20"/>
+        </w:rPr>
+        <w:t xml:space="preserve">Growth trajectory: </w:t>
+      </w:r>
+      <w:r>
+        <w:rPr>
+          <w:b/>
+          <w:bCs/>
+          <w:color w:val="A32020"/>
+          <w:sz w:val="20"/>
+          <w:szCs w:val="20"/>
+        </w:rPr>
+        <w:t xml:space="preserve">YoY growth rate is decelerating</w:t>
+      </w:r>
+    </w:p>
+    <w:p>
+      <w:pPr>
+        <w:spacing w:after="120"/>
+      </w:pPr>
+      <w:r>
+        <w:rPr>
+          <w:color w:val="666666"/>
+          <w:sz w:val="18"/>
+          <w:szCs w:val="18"/>
+        </w:rPr>
+        <w:t xml:space="preserve">Annual PAT: Rs 46 Cr FY23 -&gt; Rs 92 Cr FY24 -&gt; Rs 100 Cr FY25 -&gt; Rs 10 Cr FY26 (collapse). Quarterly PAT went -5.7, -5.7, -12.6, +25.8, +11.9 - three loss quarters then an early recovery. Trailing trajectory is firmly down with a nascent Q4FY26/Q1FY27 turn.</w:t>
+      </w:r>
+    </w:p>
+    <w:p>
+      <w:pPr>
+        <w:spacing w:after="120"/>
+      </w:pPr>
+      <w:r>
+        <w:rPr>
+          <w:color w:val="666666"/>
+          <w:sz w:val="18"/>
+          <w:szCs w:val="18"/>
+        </w:rPr>
+        <w:t xml:space="preserve">Reverse P/E: Optical P/E ~319x is meaningless on trough earnings. On a normalised ~Rs 120-150 Cr PAT the stock is ~40-48x; the multiple only works if cephalosporin normalises AND EXBLIFEP scales - a two-part bet.</w:t>
+      </w:r>
+    </w:p>
+    <w:p>
+      <w:pPr>
+        <w:spacing w:after="120"/>
+      </w:pPr>
+      <w:r>
+        <w:rPr>
+          <w:b/>
+          <w:bCs/>
+          <w:sz w:val="20"/>
+          <w:szCs w:val="20"/>
+        </w:rPr>
+        <w:t xml:space="preserve">Management quality (TVGP's "P"):</w:t>
+      </w:r>
+    </w:p>
+    <w:tbl>
+      <w:tblPr>
+        <w:tblW w:type="dxa" w:w="9000"/>
+        <w:tblBorders>
+          <w:top w:val="single" w:color="auto" w:sz="4"/>
+          <w:left w:val="single" w:color="auto" w:sz="4"/>
+          <w:bottom w:val="single" w:color="auto" w:sz="4"/>
+          <w:right w:val="single" w:color="auto" w:sz="4"/>
+          <w:insideH w:val="single" w:color="auto" w:sz="4"/>
+          <w:insideV w:val="single" w:color="auto" w:sz="4"/>
+        </w:tblBorders>
+      </w:tblPr>
+      <w:tblGrid>
+        <w:gridCol w:w="3200"/>
+        <w:gridCol w:w="5800"/>
+      </w:tblGrid>
+      <w:tr>
+        <w:tc>
+          <w:tcPr>
+            <w:tcW w:type="dxa" w:w="3200"/>
+            <w:shd w:fill="F2F2F2" w:val="clear"/>
+          </w:tcPr>
+          <w:p>
+            <w:r>
+              <w:rPr>
+                <w:b/>
+                <w:bCs/>
+              </w:rPr>
+              <w:t xml:space="preserve">Assessment</w:t>
+            </w:r>
+          </w:p>
+        </w:tc>
+        <w:tc>
+          <w:tcPr>
+            <w:tcW w:type="dxa" w:w="5800"/>
+          </w:tcPr>
+          <w:p>
+            <w:r>
+              <w:t xml:space="preserve">concern</w:t>
+            </w:r>
+          </w:p>
+        </w:tc>
+      </w:tr>
+      <w:tr>
+        <w:tc>
+          <w:tcPr>
+            <w:tcW w:type="dxa" w:w="3200"/>
+            <w:shd w:fill="F2F2F2" w:val="clear"/>
+          </w:tcPr>
+          <w:p>
+            <w:r>
+              <w:rPr>
+                <w:b/>
+                <w:bCs/>
+              </w:rPr>
+              <w:t xml:space="preserve">Capital allocation</w:t>
+            </w:r>
+          </w:p>
+        </w:tc>
+        <w:tc>
+          <w:tcPr>
+            <w:tcW w:type="dxa" w:w="5800"/>
+          </w:tcPr>
+          <w:p>
+            <w:r>
+              <w:t xml:space="preserve">Allecra IP buy-in (100% EXBLIFEP ownership) was a sound strategic move; the 7-ACA Jammu plant is import-substitution logic. But incremental ROCE has been poor for years, debt doubled to Rs 363 Cr through the downturn, and the Dhanuka Laboratories amalgamation is a promoter-entity merger that shareholders must take on trust. (unclear)</w:t>
+            </w:r>
+          </w:p>
+        </w:tc>
+      </w:tr>
+      <w:tr>
+        <w:tc>
+          <w:tcPr>
+            <w:tcW w:type="dxa" w:w="3200"/>
+            <w:shd w:fill="F2F2F2" w:val="clear"/>
+          </w:tcPr>
+          <w:p>
+            <w:r>
+              <w:rPr>
+                <w:b/>
+                <w:bCs/>
+              </w:rPr>
+              <w:t xml:space="preserve">Related-party trend</w:t>
+            </w:r>
+          </w:p>
+        </w:tc>
+        <w:tc>
+          <w:tcPr>
+            <w:tcW w:type="dxa" w:w="5800"/>
+          </w:tcPr>
+          <w:p>
+            <w:r>
+              <w:t xml:space="preserve">rising</w:t>
+            </w:r>
+          </w:p>
+        </w:tc>
+      </w:tr>
+      <w:tr>
+        <w:tc>
+          <w:tcPr>
+            <w:tcW w:type="dxa" w:w="3200"/>
+            <w:shd w:fill="F2F2F2" w:val="clear"/>
+          </w:tcPr>
+          <w:p>
+            <w:r>
+              <w:rPr>
+                <w:b/>
+                <w:bCs/>
+              </w:rPr>
+              <w:t xml:space="preserve">Guidance credibility</w:t>
+            </w:r>
+          </w:p>
+        </w:tc>
+        <w:tc>
+          <w:tcPr>
+            <w:tcW w:type="dxa" w:w="5800"/>
+          </w:tcPr>
+          <w:p>
+            <w:r>
+              <w:t xml:space="preserve">mixed</w:t>
+            </w:r>
+          </w:p>
+        </w:tc>
+      </w:tr>
+      <w:tr>
+        <w:tc>
+          <w:tcPr>
+            <w:tcW w:type="dxa" w:w="3200"/>
+            <w:shd w:fill="F2F2F2" w:val="clear"/>
+          </w:tcPr>
+          <w:p>
+            <w:r>
+              <w:rPr>
+                <w:b/>
+                <w:bCs/>
+              </w:rPr>
+              <w:t xml:space="preserve">Shareholder returns</w:t>
+            </w:r>
+          </w:p>
+        </w:tc>
+        <w:tc>
+          <w:tcPr>
+            <w:tcW w:type="dxa" w:w="5800"/>
+          </w:tcPr>
+          <w:p>
+            <w:r>
+              <w:t xml:space="preserve">none</w:t>
+            </w:r>
+          </w:p>
+        </w:tc>
+      </w:tr>
+      <w:tr>
+        <w:tc>
+          <w:tcPr>
+            <w:tcW w:type="dxa" w:w="3200"/>
+            <w:shd w:fill="F2F2F2" w:val="clear"/>
+          </w:tcPr>
+          <w:p>
+            <w:r>
+              <w:rPr>
+                <w:b/>
+                <w:bCs/>
+              </w:rPr>
+              <w:t xml:space="preserve">Capability ladder / VAP</w:t>
+            </w:r>
+          </w:p>
+        </w:tc>
+        <w:tc>
+          <w:tcPr>
+            <w:tcW w:type="dxa" w:w="5800"/>
+          </w:tcPr>
+          <w:p>
+            <w:r>
+              <w:t xml:space="preserve">Genuine climb from commodity cephalosporin API into a self-invented NCE (EXBLIFEP) and specialised hospital antibiotics (cefiderocol) - the technical capability is real even if the financial returns are not yet</w:t>
+            </w:r>
+          </w:p>
+        </w:tc>
+      </w:tr>
+    </w:tbl>
+    <w:p>
+      <w:pPr>
+        <w:spacing w:after="120"/>
+      </w:pPr>
+      <w:r>
+        <w:rPr>
+          <w:b/>
+          <w:bCs/>
+          <w:sz w:val="20"/>
+          <w:szCs w:val="20"/>
+        </w:rPr>
+        <w:t xml:space="preserve">Quality metrics (ROCE · debt · FCF · margin · capex):</w:t>
+      </w:r>
+    </w:p>
+    <w:tbl>
+      <w:tblPr>
+        <w:tblW w:type="dxa" w:w="9000"/>
+        <w:tblBorders>
+          <w:top w:val="single" w:color="auto" w:sz="4"/>
+          <w:left w:val="single" w:color="auto" w:sz="4"/>
+          <w:bottom w:val="single" w:color="auto" w:sz="4"/>
+          <w:right w:val="single" w:color="auto" w:sz="4"/>
+          <w:insideH w:val="single" w:color="auto" w:sz="4"/>
+          <w:insideV w:val="single" w:color="auto" w:sz="4"/>
+        </w:tblBorders>
+      </w:tblPr>
+      <w:tblGrid>
+        <w:gridCol w:w="3200"/>
+        <w:gridCol w:w="5800"/>
+      </w:tblGrid>
+      <w:tr>
+        <w:tc>
+          <w:tcPr>
+            <w:tcW w:type="dxa" w:w="3200"/>
+            <w:shd w:fill="F2F2F2" w:val="clear"/>
+          </w:tcPr>
+          <w:p>
+            <w:r>
+              <w:rPr>
+                <w:b/>
+                <w:bCs/>
+              </w:rPr>
+              <w:t xml:space="preserve">Assessment</w:t>
+            </w:r>
+          </w:p>
+        </w:tc>
+        <w:tc>
+          <w:tcPr>
+            <w:tcW w:type="dxa" w:w="5800"/>
+          </w:tcPr>
+          <w:p>
+            <w:r>
+              <w:t xml:space="preserve">concern</w:t>
+            </w:r>
+          </w:p>
+        </w:tc>
+      </w:tr>
+      <w:tr>
+        <w:tc>
+          <w:tcPr>
+            <w:tcW w:type="dxa" w:w="3200"/>
+            <w:shd w:fill="F2F2F2" w:val="clear"/>
+          </w:tcPr>
+          <w:p>
+            <w:r>
+              <w:rPr>
+                <w:b/>
+                <w:bCs/>
+              </w:rPr>
+              <w:t xml:space="preserve">ROCE</w:t>
+            </w:r>
+          </w:p>
+        </w:tc>
+        <w:tc>
+          <w:tcPr>
+            <w:tcW w:type="dxa" w:w="5800"/>
+          </w:tcPr>
+          <w:p>
+            <w:r>
+              <w:t xml:space="preserve">2% (declining)</w:t>
+            </w:r>
+          </w:p>
+        </w:tc>
+      </w:tr>
+      <w:tr>
+        <w:tc>
+          <w:tcPr>
+            <w:tcW w:type="dxa" w:w="3200"/>
+            <w:shd w:fill="F2F2F2" w:val="clear"/>
+          </w:tcPr>
+          <w:p>
+            <w:r>
+              <w:rPr>
+                <w:b/>
+                <w:bCs/>
+              </w:rPr>
+              <w:t xml:space="preserve">Leverage</w:t>
+            </w:r>
+          </w:p>
+        </w:tc>
+        <w:tc>
+          <w:tcPr>
+            <w:tcW w:type="dxa" w:w="5800"/>
+          </w:tcPr>
+          <w:p>
+            <w:r>
+              <w:t xml:space="preserve">Net debt/EBITDA 2.5x</w:t>
+            </w:r>
+          </w:p>
+        </w:tc>
+      </w:tr>
+      <w:tr>
+        <w:tc>
+          <w:tcPr>
+            <w:tcW w:type="dxa" w:w="3200"/>
+            <w:shd w:fill="F2F2F2" w:val="clear"/>
+          </w:tcPr>
+          <w:p>
+            <w:r>
+              <w:rPr>
+                <w:b/>
+                <w:bCs/>
+              </w:rPr>
+              <w:t xml:space="preserve">FCF conversion</w:t>
+            </w:r>
+          </w:p>
+        </w:tc>
+        <w:tc>
+          <w:tcPr>
+            <w:tcW w:type="dxa" w:w="5800"/>
+          </w:tcPr>
+          <w:p>
+            <w:r>
+              <w:t xml:space="preserve">-30%</w:t>
+            </w:r>
+          </w:p>
+        </w:tc>
+      </w:tr>
+      <w:tr>
+        <w:tc>
+          <w:tcPr>
+            <w:tcW w:type="dxa" w:w="3200"/>
+            <w:shd w:fill="F2F2F2" w:val="clear"/>
+          </w:tcPr>
+          <w:p>
+            <w:r>
+              <w:rPr>
+                <w:b/>
+                <w:bCs/>
+              </w:rPr>
+              <w:t xml:space="preserve">Margin trend</w:t>
+            </w:r>
+          </w:p>
+        </w:tc>
+        <w:tc>
+          <w:tcPr>
+            <w:tcW w:type="dxa" w:w="5800"/>
+          </w:tcPr>
+          <w:p>
+            <w:r>
+              <w:t xml:space="preserve">contracting</w:t>
+            </w:r>
+          </w:p>
+        </w:tc>
+      </w:tr>
+      <w:tr>
+        <w:tc>
+          <w:tcPr>
+            <w:tcW w:type="dxa" w:w="3200"/>
+            <w:shd w:fill="F2F2F2" w:val="clear"/>
+          </w:tcPr>
+          <w:p>
+            <w:r>
+              <w:rPr>
+                <w:b/>
+                <w:bCs/>
+              </w:rPr>
+              <w:t xml:space="preserve">Capex efficiency</w:t>
+            </w:r>
+          </w:p>
+        </w:tc>
+        <w:tc>
+          <w:tcPr>
+            <w:tcW w:type="dxa" w:w="5800"/>
+          </w:tcPr>
+          <w:p>
+            <w:r>
+              <w:t xml:space="preserve">value-destructive</w:t>
+            </w:r>
+          </w:p>
+        </w:tc>
+      </w:tr>
+    </w:tbl>
+    <w:p>
+      <w:pPr>
+        <w:spacing w:after="60" w:before="120"/>
+      </w:pPr>
+      <w:r>
+        <w:rPr>
+          <w:b/>
+          <w:bCs/>
+          <w:sz w:val="20"/>
+          <w:szCs w:val="20"/>
+        </w:rPr>
+        <w:t xml:space="preserve">Track record (Coffee Can persistence check): </w:t>
+      </w:r>
+      <w:r>
+        <w:rPr>
+          <w:sz w:val="20"/>
+          <w:szCs w:val="20"/>
+        </w:rPr>
+        <w:t xml:space="preserve">cleared revenue growth ≥10% AND ROCE ≥15% in 0 of the last 5 years (consistency_score 0)</w:t>
+      </w:r>
+    </w:p>
+    <w:p>
+      <w:pPr>
+        <w:spacing w:after="120"/>
+      </w:pPr>
+      <w:r>
+        <w:rPr>
+          <w:color w:val="666666"/>
+          <w:sz w:val="18"/>
+          <w:szCs w:val="18"/>
+        </w:rPr>
+        <w:t xml:space="preserve">FY22-FY26: no single year had both revenue growth &gt;=10% and ROCE &gt;=15%. ROCE peaked at 9% (FY24) and was 2% in FY26. Not a young company - this is a genuine zero: the post-2020-restructuring business has never earned a quality-bar return.</w:t>
+      </w:r>
+    </w:p>
+    <w:p>
+      <w:pPr>
+        <w:pStyle w:val="Heading1"/>
+        <w:spacing w:after="120" w:before="280"/>
+      </w:pPr>
+      <w:r>
+        <w:t xml:space="preserve">Technical Read (Weekly / Monthly MACD + Bollinger Bands, or RSI/CCI/Williams %R proxy)</w:t>
+      </w:r>
+    </w:p>
+    <w:p>
+      <w:pPr>
+        <w:spacing w:after="120"/>
+      </w:pPr>
+      <w:r>
+        <w:t xml:space="preserve">Not independently pulled this pass.</w:t>
+      </w:r>
+    </w:p>
+    <w:p>
+      <w:pPr>
+        <w:pStyle w:val="Heading1"/>
+        <w:spacing w:after="120" w:before="280"/>
+      </w:pPr>
+      <w:r>
+        <w:t xml:space="preserve">ValuePickr Community Signal</w:t>
+      </w:r>
+    </w:p>
+    <w:p>
+      <w:pPr>
+        <w:spacing w:after="120"/>
+      </w:pPr>
+      <w:r>
+        <w:t xml:space="preserve">Read all 40 available posts (2024-2025, single batch — the thread is short and every post is genuinely catalyst-relevant, so no further escalation was needed). Sentiment has been consistently and specifically bullish, centered on concrete regulatory/IP milestones rather than vague narrative: EMA approval (Jan 2024), USFDA approval of EXBLIFEP (Feb 2024, first Indian NCE via NDA process), DCGI approval (June 2024), a Cipla marketing partnership for India (June 2024), and — the most recent and most important development — Orchid's July 2025 acquisition of Allecra Therapeutics' assets, giving Orchid 100% global ownership of enmetazobactam and resolving prior uncertainty from Allecra's insolvency.</w:t>
+      </w:r>
+    </w:p>
+    <w:p>
+      <w:pPr>
+        <w:spacing w:after="120"/>
+      </w:pPr>
+      <w:r>
+        <w:rPr>
+          <w:b/>
+          <w:bCs/>
+          <w:sz w:val="20"/>
+          <w:szCs w:val="20"/>
+        </w:rPr>
+        <w:t xml:space="preserve">High-conviction call from a top contributor: </w:t>
+      </w:r>
+      <w:r>
+        <w:rPr>
+          <w:sz w:val="20"/>
+          <w:szCs w:val="20"/>
+        </w:rPr>
+        <w:t xml:space="preserve">Gautam_Chopra (trusted) is the most active tracker, posting detailed notes on the turnaround thesis, valuation, and drug pipeline through 2024-2025. ranvir (trusted) posted concall highlights (Q3/Q4 FY24) showing real sequential revenue and margin improvement. An unnamed poster ('anon', not on the trusted roster but well-received, 14 loves) estimated a line-of-sight to Rs 400-500 Cr PAT within 3-4 years across the existing business plus Exblifep royalties/sales and cefiderocol. sougataG (trusted) flagged in Aug 2025 an older 2021 article about a historical 72%-discount share-price announcement, seeking clarification — unresolved in the posts read.</w:t>
+      </w:r>
+    </w:p>
+    <w:p>
+      <w:pPr>
+        <w:pStyle w:val="Heading1"/>
+        <w:spacing w:after="120" w:before="280"/>
+      </w:pPr>
+      <w:r>
+        <w:t xml:space="preserve">Trusted-User Signals (Ongoing)</w:t>
+      </w:r>
+    </w:p>
+    <w:p>
+      <w:pPr>
+        <w:spacing w:after="120"/>
+      </w:pPr>
+      <w:r>
+        <w:rPr>
+          <w:i/>
+          <w:iCs/>
+          <w:color w:val="666666"/>
+          <w:sz w:val="18"/>
+          <w:szCs w:val="18"/>
+        </w:rPr>
+        <w:t xml:space="preserve">Every time a trusted user expresses clear conviction on this stock, most recent first — this section accumulates over time, it isn't a one-time snapshot.</w:t>
+      </w:r>
+    </w:p>
+    <w:p>
+      <w:pPr>
+        <w:spacing w:after="100"/>
+      </w:pPr>
+      <w:r>
+        <w:rPr>
+          <w:b/>
+          <w:bCs/>
+          <w:sz w:val="20"/>
+          <w:szCs w:val="20"/>
+        </w:rPr>
+        <w:t xml:space="preserve">2026-08-23 — phreakv6</w:t>
+      </w:r>
+      <w:r>
+        <w:rPr>
+          <w:i/>
+          <w:iCs/>
+          <w:color w:val="666666"/>
+          <w:sz w:val="18"/>
+          <w:szCs w:val="18"/>
+        </w:rPr>
         <w:t xml:space="preserve"> (external (X post corroboration, not this VP thread))</w:t>
       </w:r>
       <w:r>
@@ -461,33 +2638,59 @@
         <w:spacing w:after="60"/>
       </w:pPr>
       <w:r>
-        <w:t xml:space="preserve">Current screener snapshot shows negative ROE (-7.01%), negative ROCE (-6.21%), and -14.5% revenue growth — in direct tension with the FY24 real-growth narrative on the VP thread; this discrepancy is unresolved and needs a fresh, current-quarter check</w:t>
-      </w:r>
-    </w:p>
-    <w:p>
-      <w:pPr>
-        <w:pStyle w:val="ListParagraph"/>
-        <w:numPr>
-          <w:ilvl w:val="0"/>
-          <w:numId w:val="1"/>
-        </w:numPr>
-        <w:spacing w:after="60"/>
-      </w:pPr>
-      <w:r>
-        <w:t xml:space="preserve">At ~Rs 9,966 Cr, this is already a large-cap for this screen (consistent with the old research project's own 'Large-cap, excluded' classification), requiring a sharper catalyst than typically found at this size</w:t>
-      </w:r>
-    </w:p>
-    <w:p>
-      <w:pPr>
-        <w:pStyle w:val="ListParagraph"/>
-        <w:numPr>
-          <w:ilvl w:val="0"/>
-          <w:numId w:val="1"/>
-        </w:numPr>
-        <w:spacing w:after="60"/>
-      </w:pPr>
-      <w:r>
-        <w:t xml:space="preserve">The VP thread has been quiet since August 2025 — no fresh community read on the most recent 12 months of execution</w:t>
+        <w:t xml:space="preserve">FY26 was a genuine disaster — OPM 2.7%, PAT ~Rs 10 Cr (from ~Rs 100 Cr), three consecutive loss-making quarters — driven by a 15-20% cephalosporin volume/price decline that may be structural (Chinese oversupply), not purely cyclical</w:t>
+      </w:r>
+    </w:p>
+    <w:p>
+      <w:pPr>
+        <w:pStyle w:val="ListParagraph"/>
+        <w:numPr>
+          <w:ilvl w:val="0"/>
+          <w:numId w:val="1"/>
+        </w:numPr>
+        <w:spacing w:after="60"/>
+      </w:pPr>
+      <w:r>
+        <w:t xml:space="preserve">ROCE has never cleared single digits since the 2020 restructuring; capex has been effectively value-destructive at the group level</w:t>
+      </w:r>
+    </w:p>
+    <w:p>
+      <w:pPr>
+        <w:pStyle w:val="ListParagraph"/>
+        <w:numPr>
+          <w:ilvl w:val="0"/>
+          <w:numId w:val="1"/>
+        </w:numPr>
+        <w:spacing w:after="60"/>
+      </w:pPr>
+      <w:r>
+        <w:t xml:space="preserve">Borrowings doubled to Rs 363 Cr through the downturn; the Dhanuka Laboratories promoter-entity amalgamation adds RPT complexity shareholders must take on trust</w:t>
+      </w:r>
+    </w:p>
+    <w:p>
+      <w:pPr>
+        <w:pStyle w:val="ListParagraph"/>
+        <w:numPr>
+          <w:ilvl w:val="0"/>
+          <w:numId w:val="1"/>
+        </w:numPr>
+        <w:spacing w:after="60"/>
+      </w:pPr>
+      <w:r>
+        <w:t xml:space="preserve">The recovery is one quarter old (Q1FY27) and off a very low base; EXBLIFEP revenue, while ramping, is still small versus the ~Rs 5,750 Cr market cap</w:t>
+      </w:r>
+    </w:p>
+    <w:p>
+      <w:pPr>
+        <w:pStyle w:val="ListParagraph"/>
+        <w:numPr>
+          <w:ilvl w:val="0"/>
+          <w:numId w:val="1"/>
+        </w:numPr>
+        <w:spacing w:after="60"/>
+      </w:pPr>
+      <w:r>
+        <w:t xml:space="preserve">Optical P/E ~319x; even on normalised earnings the stock is ~44x, pricing in both a full cephalosporin recovery and EXBLIFEP success</w:t>
       </w:r>
     </w:p>
     <w:p>
@@ -508,7 +2711,7 @@
           <w:b/>
           <w:bCs/>
         </w:rPr>
-        <w:t xml:space="preserve">Large-cap (~Rs 9,966 Cr)</w:t>
+        <w:t xml:space="preserve">Small/Mid-cap (~Rs 5,750 Cr)</w:t>
       </w:r>
     </w:p>
     <w:p>
@@ -536,6 +2739,34 @@
     </w:p>
     <w:p>
       <w:pPr>
+        <w:spacing w:after="120"/>
+      </w:pPr>
+      <w:r>
+        <w:rPr>
+          <w:color w:val="666666"/>
+          <w:sz w:val="20"/>
+          <w:szCs w:val="20"/>
+        </w:rPr>
+        <w:t xml:space="preserve">4-box gate — tailwind: weak · TAM: weak · moat: yes · valuation: weak  (score 2.5 / 4)</w:t>
+      </w:r>
+    </w:p>
+    <w:p>
+      <w:pPr>
+        <w:spacing w:after="120"/>
+      </w:pPr>
+      <w:r>
+        <w:rPr>
+          <w:i/>
+          <w:iCs/>
+          <w:color w:val="666666"/>
+          <w:sz w:val="20"/>
+          <w:szCs w:val="20"/>
+        </w:rPr>
+        <w:t xml:space="preserve">moat is genuine (1 of 3 global USFDA sterile-cephalosporin API sites; self-invented US/EU-approved NCE EXBLIFEP, 100% owned). tailwind weak — the core cephalosporin API market is in a pricing downturn (Chinese oversupply), only the small novel-antibiotic leg is structurally growing. tam weak — headroom exists from the ~Rs 5,750 Cr trough valuation but requires the antibiotic franchise to become material, which is unproven at scale. valuation weak — ~50% de-rate has cleared the froth but the price still embeds a full recovery + EXBLIFEP success. Score 2.5 -&gt; label held only via the written small/mid-cap-inflection exception in verdict_reasoning, conviction Low.</w:t>
+      </w:r>
+    </w:p>
+    <w:p>
+      <w:pPr>
         <w:pStyle w:val="Heading1"/>
         <w:spacing w:after="120" w:before="280"/>
       </w:pPr>
@@ -554,46 +2785,46 @@
           <w:sz w:val="24"/>
           <w:szCs w:val="24"/>
         </w:rPr>
-        <w:t xml:space="preserve">A genuinely differentiated, fully-owned patented drug franchise — but current fundamentals need reconciling before conviction can be more than tentative</w:t>
-      </w:r>
-    </w:p>
-    <w:p>
-      <w:pPr>
-        <w:pStyle w:val="ListParagraph"/>
-        <w:numPr>
-          <w:ilvl w:val="0"/>
-          <w:numId w:val="1"/>
-        </w:numPr>
-        <w:spacing w:after="60"/>
-      </w:pPr>
-      <w:r>
-        <w:t xml:space="preserve">The EXBLIFEP/cefiderocol asset base is a real, specific, patent-protected catalyst — exactly the kind of sharper story this screen requires to justify a large-cap-adjacent name</w:t>
-      </w:r>
-    </w:p>
-    <w:p>
-      <w:pPr>
-        <w:pStyle w:val="ListParagraph"/>
-        <w:numPr>
-          <w:ilvl w:val="0"/>
-          <w:numId w:val="1"/>
-        </w:numPr>
-        <w:spacing w:after="60"/>
-      </w:pPr>
-      <w:r>
-        <w:t xml:space="preserve">But the sharp conflict between screener's current negative-return snapshot and the VP thread's FY24 growth narrative is a real unresolved gap, not a minor discrepancy — this keeps conviction low rather than high until a fresh quarterly check resolves it</w:t>
-      </w:r>
-    </w:p>
-    <w:p>
-      <w:pPr>
-        <w:pStyle w:val="ListParagraph"/>
-        <w:numPr>
-          <w:ilvl w:val="0"/>
-          <w:numId w:val="1"/>
-        </w:numPr>
-        <w:spacing w:after="60"/>
-      </w:pPr>
-      <w:r>
-        <w:t xml:space="preserve">Double independent corroboration (VP thread + two separate Aug 2026 external mentions) earns this a place in the queue, but the fundamentals gap means this is flagged, not confirmed</w:t>
+        <w:t xml:space="preserve">Genuinely differentiated patented-antibiotic franchise (EXBLIFEP) sitting on a cyclically wrecked API base — one recovery quarter, doubled debt and a promoter merger keep this a Low-conviction, early-stage speculation</w:t>
+      </w:r>
+    </w:p>
+    <w:p>
+      <w:pPr>
+        <w:pStyle w:val="ListParagraph"/>
+        <w:numPr>
+          <w:ilvl w:val="0"/>
+          <w:numId w:val="1"/>
+        </w:numPr>
+        <w:spacing w:after="60"/>
+      </w:pPr>
+      <w:r>
+        <w:t xml:space="preserve">The seed's core hope — that the negative screener numbers were stale — is disproven. FY26 OPM fell to 2.7% and PAT to ~Rs 10 Cr on a real 15-20% cephalosporin volume/price decline, with three loss quarters. This is a downgrade: Medium -&gt; Low.</w:t>
+      </w:r>
+    </w:p>
+    <w:p>
+      <w:pPr>
+        <w:pStyle w:val="ListParagraph"/>
+        <w:numPr>
+          <w:ilvl w:val="0"/>
+          <w:numId w:val="1"/>
+        </w:numPr>
+        <w:spacing w:after="60"/>
+      </w:pPr>
+      <w:r>
+        <w:t xml:space="preserve">four_box scores 2.5 (moat yes; tailwind/tam/valuation all weak). Per the decision table, score 2.0-2.5 permits a return-magnitude label only with a written exception. Exception invoked: the small/mid-cap live-inflection rule — a wrecked trailing average but a specific recent quarter (Q1FY27 revenue +16%, EBITDA ~2x, PAT back to positive) plus a genuine patent-protected catalyst (EXBLIFEP global out-licensing; cephalosporin margin normalisation). That keeps thesis_fit at 10x-in-2-3-years but only at LOW conviction with an explicit 'early / unproven' caveat, not 'neither'.</w:t>
+      </w:r>
+    </w:p>
+    <w:p>
+      <w:pPr>
+        <w:pStyle w:val="ListParagraph"/>
+        <w:numPr>
+          <w:ilvl w:val="0"/>
+          <w:numId w:val="1"/>
+        </w:numPr>
+        <w:spacing w:after="60"/>
+      </w:pPr>
+      <w:r>
+        <w:t xml:space="preserve">Not a red flag (positive net worth, no regulatory order), but management_quality is 'concern': single-digit ROCE for years, debt doubled, RPT trend rising with the Dhanuka merger. No trusted-roster conviction floor applies. Revisit after Q2/Q3 FY27 to see if the recovery holds.</w:t>
       </w:r>
     </w:p>
     <w:p>

--- a/projects/valuepickr-open-screen/docs/Orchid Pharma Ltd.docx
+++ b/projects/valuepickr-open-screen/docs/Orchid Pharma Ltd.docx
@@ -2843,6 +2843,179 @@
           <w:szCs w:val="18"/>
         </w:rPr>
         <w:t xml:space="preserve">This is independent research and analysis for informational purposes only, not personalized financial or investment advice. Past multi-bagger performance and forum/social sentiment are not indicators of future returns. Do your own due diligence before investing.</w:t>
+      </w:r>
+    </w:p>
+    <w:p/>
+    <w:p>
+      <w:r>
+        <w:rPr>
+          <w:b/>
+          <w:sz w:val="28"/>
+        </w:rPr>
+        <w:t>🔄 RESEARCH UPDATE - 2026-10-05</w:t>
+      </w:r>
+    </w:p>
+    <w:p>
+      <w:r>
+        <w:rPr>
+          <w:b/>
+        </w:rPr>
+        <w:t>📊 Key Metrics:</w:t>
+      </w:r>
+    </w:p>
+    <w:p>
+      <w:pPr>
+        <w:ind w:left="360"/>
+      </w:pPr>
+      <w:r>
+        <w:t xml:space="preserve">  • Company: Orchid Pharma Ltd</w:t>
+      </w:r>
+    </w:p>
+    <w:p>
+      <w:pPr>
+        <w:ind w:left="360"/>
+      </w:pPr>
+      <w:r>
+        <w:t xml:space="preserve">  • Conviction: Low</w:t>
+      </w:r>
+    </w:p>
+    <w:p>
+      <w:pPr>
+        <w:ind w:left="360"/>
+      </w:pPr>
+      <w:r>
+        <w:t xml:space="preserve">  • Thesis: 10x-in-2-3-years</w:t>
+      </w:r>
+    </w:p>
+    <w:p>
+      <w:pPr>
+        <w:ind w:left="360"/>
+      </w:pPr>
+      <w:r>
+        <w:t xml:space="preserve">  • 4-Box Score: 2.5</w:t>
+      </w:r>
+    </w:p>
+    <w:p>
+      <w:pPr>
+        <w:ind w:left="360"/>
+      </w:pPr>
+      <w:r>
+        <w:t xml:space="preserve">  • Research Date: 2026-09-08</w:t>
+      </w:r>
+    </w:p>
+    <w:p>
+      <w:pPr>
+        <w:ind w:left="360"/>
+      </w:pPr>
+      <w:r>
+        <w:t xml:space="preserve">  • Red Flag: None</w:t>
+      </w:r>
+    </w:p>
+    <w:p/>
+    <w:p>
+      <w:r>
+        <w:rPr>
+          <w:b/>
+        </w:rPr>
+        <w:t>📝 Verdict:</w:t>
+      </w:r>
+    </w:p>
+    <w:p>
+      <w:pPr>
+        <w:ind w:left="360"/>
+      </w:pPr>
+      <w:r>
+        <w:t>Genuinely differentiated patented-antibiotic franchise (EXBLIFEP) sitting on a cyclically wrecked API base — one recovery quarter, doubled debt and a promoter merger keep this a Low-conviction, early-stage speculation</w:t>
+      </w:r>
+    </w:p>
+    <w:p/>
+    <w:p>
+      <w:r>
+        <w:rPr>
+          <w:b/>
+        </w:rPr>
+        <w:t>📈 Bull Case:</w:t>
+      </w:r>
+    </w:p>
+    <w:p>
+      <w:pPr>
+        <w:ind w:left="360"/>
+      </w:pPr>
+      <w:r>
+        <w:t>One of only three USFDA-approved sterile-cephalosporin API facilities globally, with a 1,000 TPA 7-ACA backward-integration plant reducing China dependence</w:t>
+      </w:r>
+    </w:p>
+    <w:p>
+      <w:pPr>
+        <w:ind w:left="360"/>
+      </w:pPr>
+      <w:r>
+        <w:t>EXBLIFEP (enmetazobactam+cefepime) is a genuinely differentiated, patented, USFDA+EMA-approved novel antibiotic — the first Indian-invented NCE to clear the US NDA process — with a Cipla India partnership and, as of July 2025, 100% global ownership after the Allecra asset acquisition</w:t>
+      </w:r>
+    </w:p>
+    <w:p>
+      <w:pPr>
+        <w:ind w:left="360"/>
+      </w:pPr>
+      <w:r>
+        <w:t>Cefiderocol facility carries India marketing rights plus 135-country GARDP access, and a new Orchid AMS division targets Rs 250-300 Cr revenue within 2-3 years</w:t>
+      </w:r>
+    </w:p>
+    <w:p>
+      <w:pPr>
+        <w:ind w:left="360"/>
+      </w:pPr>
+      <w:r>
+        <w:t>Independently corroborated as a high-conviction pick from two separate sources (an X post and an IAS 2026 summit pitch) within days of each other in Aug 2026</w:t>
+      </w:r>
+    </w:p>
+    <w:p/>
+    <w:p>
+      <w:r>
+        <w:rPr>
+          <w:b/>
+        </w:rPr>
+        <w:t>📉 Bear Case:</w:t>
+      </w:r>
+    </w:p>
+    <w:p>
+      <w:pPr>
+        <w:ind w:left="360"/>
+      </w:pPr>
+      <w:r>
+        <w:t>FY26 was a genuine disaster — OPM 2.7%, PAT ~Rs 10 Cr (from ~Rs 100 Cr), three consecutive loss-making quarters — driven by a 15-20% cephalosporin volume/price decline that may be structural (Chinese oversupply), not purely cyclical</w:t>
+      </w:r>
+    </w:p>
+    <w:p>
+      <w:pPr>
+        <w:ind w:left="360"/>
+      </w:pPr>
+      <w:r>
+        <w:t>ROCE has never cleared single digits since the 2020 restructuring; capex has been effectively value-destructive at the group level</w:t>
+      </w:r>
+    </w:p>
+    <w:p>
+      <w:pPr>
+        <w:ind w:left="360"/>
+      </w:pPr>
+      <w:r>
+        <w:t>Borrowings doubled to Rs 363 Cr through the downturn; the Dhanuka Laboratories promoter-entity amalgamation adds RPT complexity shareholders must take on trust</w:t>
+      </w:r>
+    </w:p>
+    <w:p>
+      <w:pPr>
+        <w:ind w:left="360"/>
+      </w:pPr>
+      <w:r>
+        <w:t>The recovery is one quarter old (Q1FY27) and off a very low base; EXBLIFEP revenue, while ramping, is still small versus the ~Rs 5,750 Cr market cap</w:t>
+      </w:r>
+    </w:p>
+    <w:p>
+      <w:pPr>
+        <w:ind w:left="360"/>
+      </w:pPr>
+      <w:r>
+        <w:t>Optical P/E ~319x; even on normalised earnings the stock is ~44x, pricing in both a full cephalosporin recovery and EXBLIFEP success</w:t>
       </w:r>
     </w:p>
     <w:sectPr>
